--- a/lapming/lapming 4.docx
+++ b/lapming/lapming 4.docx
@@ -86,23 +86,14 @@
                 <w:b/>
                 <w:bCs/>
               </w:rPr>
-              <w:t xml:space="preserve">Nama </w:t>
-            </w:r>
-            <w:proofErr w:type="spellStart"/>
-            <w:r>
-              <w:rPr>
-                <w:rFonts w:ascii="Arial" w:hAnsi="Arial" w:cs="Arial"/>
-                <w:b/>
-                <w:bCs/>
-              </w:rPr>
-              <w:t>Peserta</w:t>
-            </w:r>
-            <w:proofErr w:type="spellEnd"/>
+              <w:t>Nama Peserta</w:t>
+            </w:r>
           </w:p>
         </w:tc>
         <w:tc>
           <w:tcPr>
             <w:tcW w:w="425" w:type="dxa"/>
+            <w:vAlign w:val="center"/>
           </w:tcPr>
           <w:p>
             <w:pPr>
@@ -135,35 +126,7 @@
               <w:rPr>
                 <w:rFonts w:ascii="Arial" w:hAnsi="Arial" w:cs="Arial"/>
               </w:rPr>
-              <w:t xml:space="preserve">Bancar </w:t>
-            </w:r>
-            <w:proofErr w:type="spellStart"/>
-            <w:r>
-              <w:rPr>
-                <w:rFonts w:ascii="Arial" w:hAnsi="Arial" w:cs="Arial"/>
-              </w:rPr>
-              <w:t>Anggono</w:t>
-            </w:r>
-            <w:proofErr w:type="spellEnd"/>
-            <w:r>
-              <w:rPr>
-                <w:rFonts w:ascii="Arial" w:hAnsi="Arial" w:cs="Arial"/>
-              </w:rPr>
-              <w:t xml:space="preserve"> </w:t>
-            </w:r>
-            <w:proofErr w:type="spellStart"/>
-            <w:r>
-              <w:rPr>
-                <w:rFonts w:ascii="Arial" w:hAnsi="Arial" w:cs="Arial"/>
-              </w:rPr>
-              <w:t>Farros</w:t>
-            </w:r>
-            <w:proofErr w:type="spellEnd"/>
-            <w:r>
-              <w:rPr>
-                <w:rFonts w:ascii="Arial" w:hAnsi="Arial" w:cs="Arial"/>
-              </w:rPr>
-              <w:t xml:space="preserve"> Santosa</w:t>
+              <w:t>Bancar Anggono Farros Santosa</w:t>
             </w:r>
           </w:p>
         </w:tc>
@@ -196,6 +159,7 @@
         <w:tc>
           <w:tcPr>
             <w:tcW w:w="425" w:type="dxa"/>
+            <w:vAlign w:val="center"/>
           </w:tcPr>
           <w:p>
             <w:pPr>
@@ -266,23 +230,14 @@
                 <w:b/>
                 <w:bCs/>
               </w:rPr>
-              <w:t xml:space="preserve">Unit </w:t>
-            </w:r>
-            <w:proofErr w:type="spellStart"/>
-            <w:r>
-              <w:rPr>
-                <w:rFonts w:ascii="Arial" w:hAnsi="Arial" w:cs="Arial"/>
-                <w:b/>
-                <w:bCs/>
-              </w:rPr>
-              <w:t>Kerja</w:t>
-            </w:r>
-            <w:proofErr w:type="spellEnd"/>
+              <w:t>Unit Kerja</w:t>
+            </w:r>
           </w:p>
         </w:tc>
         <w:tc>
           <w:tcPr>
             <w:tcW w:w="425" w:type="dxa"/>
+            <w:vAlign w:val="center"/>
           </w:tcPr>
           <w:p>
             <w:pPr>
@@ -311,14 +266,12 @@
                 <w:rFonts w:ascii="Arial" w:hAnsi="Arial" w:cs="Arial"/>
               </w:rPr>
             </w:pPr>
-            <w:proofErr w:type="spellStart"/>
             <w:r>
               <w:rPr>
                 <w:rFonts w:ascii="Arial" w:hAnsi="Arial" w:cs="Arial"/>
               </w:rPr>
               <w:t>Disminpersau</w:t>
             </w:r>
-            <w:proofErr w:type="spellEnd"/>
           </w:p>
         </w:tc>
       </w:tr>
@@ -337,7 +290,6 @@
                 <w:bCs/>
               </w:rPr>
             </w:pPr>
-            <w:proofErr w:type="spellStart"/>
             <w:r>
               <w:rPr>
                 <w:rFonts w:ascii="Arial" w:hAnsi="Arial" w:cs="Arial"/>
@@ -346,12 +298,12 @@
               </w:rPr>
               <w:t>Jabatan</w:t>
             </w:r>
-            <w:proofErr w:type="spellEnd"/>
           </w:p>
         </w:tc>
         <w:tc>
           <w:tcPr>
             <w:tcW w:w="425" w:type="dxa"/>
+            <w:vAlign w:val="center"/>
           </w:tcPr>
           <w:p>
             <w:pPr>
@@ -384,30 +336,8 @@
               <w:rPr>
                 <w:rFonts w:ascii="Arial" w:hAnsi="Arial" w:cs="Arial"/>
               </w:rPr>
-              <w:t xml:space="preserve">Pranata </w:t>
-            </w:r>
-            <w:proofErr w:type="spellStart"/>
-            <w:r>
-              <w:rPr>
-                <w:rFonts w:ascii="Arial" w:hAnsi="Arial" w:cs="Arial"/>
-              </w:rPr>
-              <w:t>Komputer</w:t>
-            </w:r>
-            <w:proofErr w:type="spellEnd"/>
-            <w:r>
-              <w:rPr>
-                <w:rFonts w:ascii="Arial" w:hAnsi="Arial" w:cs="Arial"/>
-              </w:rPr>
-              <w:t xml:space="preserve"> </w:t>
-            </w:r>
-            <w:proofErr w:type="spellStart"/>
-            <w:r>
-              <w:rPr>
-                <w:rFonts w:ascii="Arial" w:hAnsi="Arial" w:cs="Arial"/>
-              </w:rPr>
-              <w:t>Terampil</w:t>
-            </w:r>
-            <w:proofErr w:type="spellEnd"/>
+              <w:t>Pranata Komputer Terampil</w:t>
+            </w:r>
           </w:p>
         </w:tc>
       </w:tr>
@@ -426,39 +356,20 @@
                 <w:bCs/>
               </w:rPr>
             </w:pPr>
-            <w:proofErr w:type="spellStart"/>
-            <w:r>
-              <w:rPr>
-                <w:rFonts w:ascii="Arial" w:hAnsi="Arial" w:cs="Arial"/>
-                <w:b/>
-                <w:bCs/>
-              </w:rPr>
-              <w:t>Rumusan</w:t>
-            </w:r>
-            <w:proofErr w:type="spellEnd"/>
-            <w:r>
-              <w:rPr>
-                <w:rFonts w:ascii="Arial" w:hAnsi="Arial" w:cs="Arial"/>
-                <w:b/>
-                <w:bCs/>
-              </w:rPr>
-              <w:t xml:space="preserve"> </w:t>
-            </w:r>
-            <w:proofErr w:type="spellStart"/>
-            <w:r>
-              <w:rPr>
-                <w:rFonts w:ascii="Arial" w:hAnsi="Arial" w:cs="Arial"/>
-                <w:b/>
-                <w:bCs/>
-              </w:rPr>
-              <w:t>Isu</w:t>
-            </w:r>
-            <w:proofErr w:type="spellEnd"/>
+            <w:r>
+              <w:rPr>
+                <w:rFonts w:ascii="Arial" w:hAnsi="Arial" w:cs="Arial"/>
+                <w:b/>
+                <w:bCs/>
+              </w:rPr>
+              <w:t>Rumusan Isu</w:t>
+            </w:r>
           </w:p>
         </w:tc>
         <w:tc>
           <w:tcPr>
             <w:tcW w:w="425" w:type="dxa"/>
+            <w:vAlign w:val="center"/>
           </w:tcPr>
           <w:p>
             <w:pPr>
@@ -548,39 +459,20 @@
                 <w:bCs/>
               </w:rPr>
             </w:pPr>
-            <w:proofErr w:type="spellStart"/>
-            <w:r>
-              <w:rPr>
-                <w:rFonts w:ascii="Arial" w:hAnsi="Arial" w:cs="Arial"/>
-                <w:b/>
-                <w:bCs/>
-              </w:rPr>
-              <w:t>Tanggal</w:t>
-            </w:r>
-            <w:proofErr w:type="spellEnd"/>
-            <w:r>
-              <w:rPr>
-                <w:rFonts w:ascii="Arial" w:hAnsi="Arial" w:cs="Arial"/>
-                <w:b/>
-                <w:bCs/>
-              </w:rPr>
-              <w:t xml:space="preserve"> </w:t>
-            </w:r>
-            <w:proofErr w:type="spellStart"/>
-            <w:r>
-              <w:rPr>
-                <w:rFonts w:ascii="Arial" w:hAnsi="Arial" w:cs="Arial"/>
-                <w:b/>
-                <w:bCs/>
-              </w:rPr>
-              <w:t>Pelaksanaan</w:t>
-            </w:r>
-            <w:proofErr w:type="spellEnd"/>
+            <w:r>
+              <w:rPr>
+                <w:rFonts w:ascii="Arial" w:hAnsi="Arial" w:cs="Arial"/>
+                <w:b/>
+                <w:bCs/>
+              </w:rPr>
+              <w:t>Tanggal Pelaksanaan</w:t>
+            </w:r>
           </w:p>
         </w:tc>
         <w:tc>
           <w:tcPr>
             <w:tcW w:w="425" w:type="dxa"/>
+            <w:vAlign w:val="center"/>
           </w:tcPr>
           <w:p>
             <w:pPr>
@@ -613,31 +505,7 @@
               <w:rPr>
                 <w:rFonts w:ascii="Arial" w:hAnsi="Arial" w:cs="Arial"/>
               </w:rPr>
-              <w:t>29</w:t>
-            </w:r>
-            <w:r>
-              <w:rPr>
-                <w:rFonts w:ascii="Arial" w:hAnsi="Arial" w:cs="Arial"/>
-              </w:rPr>
-              <w:t xml:space="preserve"> September 2025 – </w:t>
-            </w:r>
-            <w:r>
-              <w:rPr>
-                <w:rFonts w:ascii="Arial" w:hAnsi="Arial" w:cs="Arial"/>
-              </w:rPr>
-              <w:t>4</w:t>
-            </w:r>
-            <w:r>
-              <w:rPr>
-                <w:rFonts w:ascii="Arial" w:hAnsi="Arial" w:cs="Arial"/>
-              </w:rPr>
-              <w:t xml:space="preserve"> </w:t>
-            </w:r>
-            <w:r>
-              <w:rPr>
-                <w:rFonts w:ascii="Arial" w:hAnsi="Arial" w:cs="Arial"/>
-              </w:rPr>
-              <w:t>Oktober 2025</w:t>
+              <w:t>6 Oktober 2025 – 14 Oktober 2025</w:t>
             </w:r>
           </w:p>
         </w:tc>
@@ -664,18 +532,8 @@
                 <w:bCs/>
               </w:rPr>
               <w:lastRenderedPageBreak/>
-              <w:t xml:space="preserve">Bukti-Bukti </w:t>
-            </w:r>
-            <w:proofErr w:type="spellStart"/>
-            <w:r>
-              <w:rPr>
-                <w:rFonts w:ascii="Arial" w:hAnsi="Arial" w:cs="Arial"/>
-                <w:b/>
-                <w:bCs/>
-              </w:rPr>
-              <w:t>Kegiatan</w:t>
-            </w:r>
-            <w:proofErr w:type="spellEnd"/>
+              <w:t>Bukti-Bukti Kegiatan</w:t>
+            </w:r>
           </w:p>
         </w:tc>
         <w:tc>
@@ -715,10 +573,10 @@
                 <w:noProof/>
               </w:rPr>
               <w:drawing>
-                <wp:inline distT="0" distB="0" distL="0" distR="0" wp14:anchorId="1ABD0DBC" wp14:editId="61C4B625">
-                  <wp:extent cx="3466214" cy="2600452"/>
-                  <wp:effectExtent l="0" t="0" r="1270" b="0"/>
-                  <wp:docPr id="1835383598" name="Picture 4"/>
+                <wp:inline distT="0" distB="0" distL="0" distR="0" wp14:anchorId="292F67F5" wp14:editId="1AB3F6C0">
+                  <wp:extent cx="3508744" cy="2631048"/>
+                  <wp:effectExtent l="0" t="0" r="0" b="0"/>
+                  <wp:docPr id="1699044312" name="Picture 1"/>
                   <wp:cNvGraphicFramePr>
                     <a:graphicFrameLocks xmlns:a="http://schemas.openxmlformats.org/drawingml/2006/main" noChangeAspect="1"/>
                   </wp:cNvGraphicFramePr>
@@ -726,7 +584,7 @@
                     <a:graphicData uri="http://schemas.openxmlformats.org/drawingml/2006/picture">
                       <pic:pic xmlns:pic="http://schemas.openxmlformats.org/drawingml/2006/picture">
                         <pic:nvPicPr>
-                          <pic:cNvPr id="0" name="Picture 16"/>
+                          <pic:cNvPr id="0" name="Picture 1"/>
                           <pic:cNvPicPr>
                             <a:picLocks noChangeAspect="1" noChangeArrowheads="1"/>
                           </pic:cNvPicPr>
@@ -747,7 +605,7 @@
                         <pic:spPr bwMode="auto">
                           <a:xfrm>
                             <a:off x="0" y="0"/>
-                            <a:ext cx="3492198" cy="2619946"/>
+                            <a:ext cx="3527873" cy="2645392"/>
                           </a:xfrm>
                           <a:prstGeom prst="rect">
                             <a:avLst/>
@@ -774,10 +632,10 @@
                 <w:noProof/>
               </w:rPr>
               <w:drawing>
-                <wp:inline distT="0" distB="0" distL="0" distR="0" wp14:anchorId="24E31FC0" wp14:editId="3845CE49">
-                  <wp:extent cx="3530010" cy="2646994"/>
-                  <wp:effectExtent l="0" t="0" r="0" b="1270"/>
-                  <wp:docPr id="1837780631" name="Picture 6"/>
+                <wp:inline distT="0" distB="0" distL="0" distR="0" wp14:anchorId="1DB9391E" wp14:editId="65D0F41C">
+                  <wp:extent cx="3540642" cy="2654967"/>
+                  <wp:effectExtent l="0" t="0" r="3175" b="0"/>
+                  <wp:docPr id="179156871" name="Picture 5"/>
                   <wp:cNvGraphicFramePr>
                     <a:graphicFrameLocks xmlns:a="http://schemas.openxmlformats.org/drawingml/2006/main" noChangeAspect="1"/>
                   </wp:cNvGraphicFramePr>
@@ -785,7 +643,7 @@
                     <a:graphicData uri="http://schemas.openxmlformats.org/drawingml/2006/picture">
                       <pic:pic xmlns:pic="http://schemas.openxmlformats.org/drawingml/2006/picture">
                         <pic:nvPicPr>
-                          <pic:cNvPr id="0" name="Picture 24"/>
+                          <pic:cNvPr id="0" name="Picture 9"/>
                           <pic:cNvPicPr>
                             <a:picLocks noChangeAspect="1" noChangeArrowheads="1"/>
                           </pic:cNvPicPr>
@@ -806,7 +664,7 @@
                         <pic:spPr bwMode="auto">
                           <a:xfrm>
                             <a:off x="0" y="0"/>
-                            <a:ext cx="3544815" cy="2658095"/>
+                            <a:ext cx="3574984" cy="2680719"/>
                           </a:xfrm>
                           <a:prstGeom prst="rect">
                             <a:avLst/>
@@ -833,10 +691,10 @@
                 <w:noProof/>
               </w:rPr>
               <w:drawing>
-                <wp:inline distT="0" distB="0" distL="0" distR="0" wp14:anchorId="31B7F153" wp14:editId="78B1C96D">
-                  <wp:extent cx="3551274" cy="2662939"/>
-                  <wp:effectExtent l="0" t="0" r="0" b="4445"/>
-                  <wp:docPr id="133548426" name="Picture 11"/>
+                <wp:inline distT="0" distB="0" distL="0" distR="0" wp14:anchorId="4B0D10A4" wp14:editId="4F443493">
+                  <wp:extent cx="3540642" cy="1991516"/>
+                  <wp:effectExtent l="0" t="0" r="3175" b="8890"/>
+                  <wp:docPr id="372043893" name="Picture 1"/>
                   <wp:cNvGraphicFramePr>
                     <a:graphicFrameLocks xmlns:a="http://schemas.openxmlformats.org/drawingml/2006/main" noChangeAspect="1"/>
                   </wp:cNvGraphicFramePr>
@@ -844,36 +702,23 @@
                     <a:graphicData uri="http://schemas.openxmlformats.org/drawingml/2006/picture">
                       <pic:pic xmlns:pic="http://schemas.openxmlformats.org/drawingml/2006/picture">
                         <pic:nvPicPr>
-                          <pic:cNvPr id="0" name="Picture 50"/>
-                          <pic:cNvPicPr>
-                            <a:picLocks noChangeAspect="1" noChangeArrowheads="1"/>
-                          </pic:cNvPicPr>
+                          <pic:cNvPr id="372043893" name=""/>
+                          <pic:cNvPicPr/>
                         </pic:nvPicPr>
                         <pic:blipFill>
-                          <a:blip r:embed="rId7" cstate="print">
-                            <a:extLst>
-                              <a:ext uri="{28A0092B-C50C-407E-A947-70E740481C1C}">
-                                <a14:useLocalDpi xmlns:a14="http://schemas.microsoft.com/office/drawing/2010/main" val="0"/>
-                              </a:ext>
-                            </a:extLst>
-                          </a:blip>
-                          <a:srcRect/>
+                          <a:blip r:embed="rId7"/>
                           <a:stretch>
                             <a:fillRect/>
                           </a:stretch>
                         </pic:blipFill>
-                        <pic:spPr bwMode="auto">
+                        <pic:spPr>
                           <a:xfrm>
                             <a:off x="0" y="0"/>
-                            <a:ext cx="3570538" cy="2677384"/>
+                            <a:ext cx="3579455" cy="2013347"/>
                           </a:xfrm>
                           <a:prstGeom prst="rect">
                             <a:avLst/>
                           </a:prstGeom>
-                          <a:noFill/>
-                          <a:ln>
-                            <a:noFill/>
-                          </a:ln>
                         </pic:spPr>
                       </pic:pic>
                     </a:graphicData>
@@ -902,13 +747,13 @@
         <w:tblLook w:val="04A0" w:firstRow="1" w:lastRow="0" w:firstColumn="1" w:lastColumn="0" w:noHBand="0" w:noVBand="1"/>
       </w:tblPr>
       <w:tblGrid>
-        <w:gridCol w:w="550"/>
-        <w:gridCol w:w="2766"/>
-        <w:gridCol w:w="2337"/>
-        <w:gridCol w:w="1902"/>
-        <w:gridCol w:w="3232"/>
-        <w:gridCol w:w="2688"/>
-        <w:gridCol w:w="2402"/>
+        <w:gridCol w:w="562"/>
+        <w:gridCol w:w="2977"/>
+        <w:gridCol w:w="2437"/>
+        <w:gridCol w:w="1993"/>
+        <w:gridCol w:w="2521"/>
+        <w:gridCol w:w="2835"/>
+        <w:gridCol w:w="2552"/>
       </w:tblGrid>
       <w:tr>
         <w:trPr>
@@ -927,17 +772,13 @@
                 <w:rFonts w:ascii="Arial" w:hAnsi="Arial" w:cs="Arial"/>
                 <w:b/>
                 <w:bCs/>
-                <w:sz w:val="20"/>
-                <w:szCs w:val="20"/>
-              </w:rPr>
-            </w:pPr>
-            <w:r>
-              <w:rPr>
-                <w:rFonts w:ascii="Arial" w:hAnsi="Arial" w:cs="Arial"/>
-                <w:b/>
-                <w:bCs/>
-                <w:sz w:val="20"/>
-                <w:szCs w:val="20"/>
+              </w:rPr>
+            </w:pPr>
+            <w:r>
+              <w:rPr>
+                <w:rFonts w:ascii="Arial" w:hAnsi="Arial" w:cs="Arial"/>
+                <w:b/>
+                <w:bCs/>
               </w:rPr>
               <w:t>No</w:t>
             </w:r>
@@ -956,22 +797,16 @@
                 <w:rFonts w:ascii="Arial" w:hAnsi="Arial" w:cs="Arial"/>
                 <w:b/>
                 <w:bCs/>
-                <w:sz w:val="20"/>
-                <w:szCs w:val="20"/>
-              </w:rPr>
-            </w:pPr>
-            <w:proofErr w:type="spellStart"/>
-            <w:r>
-              <w:rPr>
-                <w:rFonts w:ascii="Arial" w:hAnsi="Arial" w:cs="Arial"/>
-                <w:b/>
-                <w:bCs/>
-                <w:sz w:val="20"/>
-                <w:szCs w:val="20"/>
+              </w:rPr>
+            </w:pPr>
+            <w:r>
+              <w:rPr>
+                <w:rFonts w:ascii="Arial" w:hAnsi="Arial" w:cs="Arial"/>
+                <w:b/>
+                <w:bCs/>
               </w:rPr>
               <w:t>Kegiatan</w:t>
             </w:r>
-            <w:proofErr w:type="spellEnd"/>
           </w:p>
         </w:tc>
         <w:tc>
@@ -987,44 +822,16 @@
                 <w:rFonts w:ascii="Arial" w:hAnsi="Arial" w:cs="Arial"/>
                 <w:b/>
                 <w:bCs/>
-                <w:sz w:val="20"/>
-                <w:szCs w:val="20"/>
-              </w:rPr>
-            </w:pPr>
-            <w:proofErr w:type="spellStart"/>
-            <w:r>
-              <w:rPr>
-                <w:rFonts w:ascii="Arial" w:hAnsi="Arial" w:cs="Arial"/>
-                <w:b/>
-                <w:bCs/>
-                <w:sz w:val="20"/>
-                <w:szCs w:val="20"/>
-              </w:rPr>
-              <w:t>Tahapan</w:t>
-            </w:r>
-            <w:proofErr w:type="spellEnd"/>
-            <w:r>
-              <w:rPr>
-                <w:rFonts w:ascii="Arial" w:hAnsi="Arial" w:cs="Arial"/>
-                <w:b/>
-                <w:bCs/>
-                <w:sz w:val="20"/>
-                <w:szCs w:val="20"/>
-              </w:rPr>
-              <w:t xml:space="preserve"> </w:t>
-            </w:r>
-            <w:proofErr w:type="spellStart"/>
-            <w:r>
-              <w:rPr>
-                <w:rFonts w:ascii="Arial" w:hAnsi="Arial" w:cs="Arial"/>
-                <w:b/>
-                <w:bCs/>
-                <w:sz w:val="20"/>
-                <w:szCs w:val="20"/>
-              </w:rPr>
-              <w:t>Kegiatan</w:t>
-            </w:r>
-            <w:proofErr w:type="spellEnd"/>
+              </w:rPr>
+            </w:pPr>
+            <w:r>
+              <w:rPr>
+                <w:rFonts w:ascii="Arial" w:hAnsi="Arial" w:cs="Arial"/>
+                <w:b/>
+                <w:bCs/>
+              </w:rPr>
+              <w:t>Tahapan Kegiatan</w:t>
+            </w:r>
           </w:p>
         </w:tc>
         <w:tc>
@@ -1040,17 +847,13 @@
                 <w:rFonts w:ascii="Arial" w:hAnsi="Arial" w:cs="Arial"/>
                 <w:b/>
                 <w:bCs/>
-                <w:sz w:val="20"/>
-                <w:szCs w:val="20"/>
-              </w:rPr>
-            </w:pPr>
-            <w:r>
-              <w:rPr>
-                <w:rFonts w:ascii="Arial" w:hAnsi="Arial" w:cs="Arial"/>
-                <w:b/>
-                <w:bCs/>
-                <w:sz w:val="20"/>
-                <w:szCs w:val="20"/>
+              </w:rPr>
+            </w:pPr>
+            <w:r>
+              <w:rPr>
+                <w:rFonts w:ascii="Arial" w:hAnsi="Arial" w:cs="Arial"/>
+                <w:b/>
+                <w:bCs/>
               </w:rPr>
               <w:t>Output / Hasil</w:t>
             </w:r>
@@ -1069,53 +872,15 @@
                 <w:rFonts w:ascii="Arial" w:hAnsi="Arial" w:cs="Arial"/>
                 <w:b/>
                 <w:bCs/>
-                <w:sz w:val="20"/>
-                <w:szCs w:val="20"/>
-              </w:rPr>
-            </w:pPr>
-            <w:proofErr w:type="spellStart"/>
-            <w:r>
-              <w:rPr>
-                <w:rFonts w:ascii="Arial" w:hAnsi="Arial" w:cs="Arial"/>
-                <w:b/>
-                <w:bCs/>
-                <w:sz w:val="20"/>
-                <w:szCs w:val="20"/>
-              </w:rPr>
-              <w:t>Keterkaitan</w:t>
-            </w:r>
-            <w:proofErr w:type="spellEnd"/>
-            <w:r>
-              <w:rPr>
-                <w:rFonts w:ascii="Arial" w:hAnsi="Arial" w:cs="Arial"/>
-                <w:b/>
-                <w:bCs/>
-                <w:sz w:val="20"/>
-                <w:szCs w:val="20"/>
-              </w:rPr>
-              <w:t xml:space="preserve"> </w:t>
-            </w:r>
-            <w:proofErr w:type="spellStart"/>
-            <w:r>
-              <w:rPr>
-                <w:rFonts w:ascii="Arial" w:hAnsi="Arial" w:cs="Arial"/>
-                <w:b/>
-                <w:bCs/>
-                <w:sz w:val="20"/>
-                <w:szCs w:val="20"/>
-              </w:rPr>
-              <w:t>Substansi</w:t>
-            </w:r>
-            <w:proofErr w:type="spellEnd"/>
-            <w:r>
-              <w:rPr>
-                <w:rFonts w:ascii="Arial" w:hAnsi="Arial" w:cs="Arial"/>
-                <w:b/>
-                <w:bCs/>
-                <w:sz w:val="20"/>
-                <w:szCs w:val="20"/>
-              </w:rPr>
-              <w:t xml:space="preserve"> Mata Pelatihan</w:t>
+              </w:rPr>
+            </w:pPr>
+            <w:r>
+              <w:rPr>
+                <w:rFonts w:ascii="Arial" w:hAnsi="Arial" w:cs="Arial"/>
+                <w:b/>
+                <w:bCs/>
+              </w:rPr>
+              <w:t>Keterkaitan Substansi Mata Pelatihan</w:t>
             </w:r>
           </w:p>
         </w:tc>
@@ -1132,18 +897,14 @@
                 <w:rFonts w:ascii="Arial" w:hAnsi="Arial" w:cs="Arial"/>
                 <w:b/>
                 <w:bCs/>
-                <w:sz w:val="20"/>
-                <w:szCs w:val="20"/>
-                <w:lang w:val="sv-SE"/>
-              </w:rPr>
-            </w:pPr>
-            <w:r>
-              <w:rPr>
-                <w:rFonts w:ascii="Arial" w:hAnsi="Arial" w:cs="Arial"/>
-                <w:b/>
-                <w:bCs/>
-                <w:sz w:val="20"/>
-                <w:szCs w:val="20"/>
+                <w:lang w:val="sv-SE"/>
+              </w:rPr>
+            </w:pPr>
+            <w:r>
+              <w:rPr>
+                <w:rFonts w:ascii="Arial" w:hAnsi="Arial" w:cs="Arial"/>
+                <w:b/>
+                <w:bCs/>
                 <w:lang w:val="sv-SE"/>
               </w:rPr>
               <w:t>Kontribusi Terhadap Tusi/Tujuan Organisasi</w:t>
@@ -1163,44 +924,16 @@
                 <w:rFonts w:ascii="Arial" w:hAnsi="Arial" w:cs="Arial"/>
                 <w:b/>
                 <w:bCs/>
-                <w:sz w:val="20"/>
-                <w:szCs w:val="20"/>
-              </w:rPr>
-            </w:pPr>
-            <w:proofErr w:type="spellStart"/>
-            <w:r>
-              <w:rPr>
-                <w:rFonts w:ascii="Arial" w:hAnsi="Arial" w:cs="Arial"/>
-                <w:b/>
-                <w:bCs/>
-                <w:sz w:val="20"/>
-                <w:szCs w:val="20"/>
-              </w:rPr>
-              <w:t>Penguatan</w:t>
-            </w:r>
-            <w:proofErr w:type="spellEnd"/>
-            <w:r>
-              <w:rPr>
-                <w:rFonts w:ascii="Arial" w:hAnsi="Arial" w:cs="Arial"/>
-                <w:b/>
-                <w:bCs/>
-                <w:sz w:val="20"/>
-                <w:szCs w:val="20"/>
-              </w:rPr>
-              <w:t xml:space="preserve"> Nilai </w:t>
-            </w:r>
-            <w:proofErr w:type="spellStart"/>
-            <w:r>
-              <w:rPr>
-                <w:rFonts w:ascii="Arial" w:hAnsi="Arial" w:cs="Arial"/>
-                <w:b/>
-                <w:bCs/>
-                <w:sz w:val="20"/>
-                <w:szCs w:val="20"/>
-              </w:rPr>
-              <w:t>Organisasi</w:t>
-            </w:r>
-            <w:proofErr w:type="spellEnd"/>
+              </w:rPr>
+            </w:pPr>
+            <w:r>
+              <w:rPr>
+                <w:rFonts w:ascii="Arial" w:hAnsi="Arial" w:cs="Arial"/>
+                <w:b/>
+                <w:bCs/>
+              </w:rPr>
+              <w:t>Penguatan Nilai Organisasi</w:t>
+            </w:r>
           </w:p>
         </w:tc>
       </w:tr>
@@ -1220,17 +953,13 @@
                 <w:rFonts w:ascii="Arial" w:hAnsi="Arial" w:cs="Arial"/>
                 <w:b/>
                 <w:bCs/>
-                <w:sz w:val="20"/>
-                <w:szCs w:val="20"/>
-              </w:rPr>
-            </w:pPr>
-            <w:r>
-              <w:rPr>
-                <w:rFonts w:ascii="Arial" w:hAnsi="Arial" w:cs="Arial"/>
-                <w:b/>
-                <w:bCs/>
-                <w:sz w:val="20"/>
-                <w:szCs w:val="20"/>
+              </w:rPr>
+            </w:pPr>
+            <w:r>
+              <w:rPr>
+                <w:rFonts w:ascii="Arial" w:hAnsi="Arial" w:cs="Arial"/>
+                <w:b/>
+                <w:bCs/>
               </w:rPr>
               <w:t>1.</w:t>
             </w:r>
@@ -1248,17 +977,13 @@
                 <w:rFonts w:ascii="Arial" w:hAnsi="Arial" w:cs="Arial"/>
                 <w:b/>
                 <w:bCs/>
-                <w:sz w:val="20"/>
-                <w:szCs w:val="20"/>
-              </w:rPr>
-            </w:pPr>
-            <w:r>
-              <w:rPr>
-                <w:rFonts w:ascii="Arial" w:hAnsi="Arial" w:cs="Arial"/>
-                <w:b/>
-                <w:bCs/>
-                <w:sz w:val="20"/>
-                <w:szCs w:val="20"/>
+              </w:rPr>
+            </w:pPr>
+            <w:r>
+              <w:rPr>
+                <w:rFonts w:ascii="Arial" w:hAnsi="Arial" w:cs="Arial"/>
+                <w:b/>
+                <w:bCs/>
               </w:rPr>
               <w:t>2.</w:t>
             </w:r>
@@ -1276,17 +1001,13 @@
                 <w:rFonts w:ascii="Arial" w:hAnsi="Arial" w:cs="Arial"/>
                 <w:b/>
                 <w:bCs/>
-                <w:sz w:val="20"/>
-                <w:szCs w:val="20"/>
-              </w:rPr>
-            </w:pPr>
-            <w:r>
-              <w:rPr>
-                <w:rFonts w:ascii="Arial" w:hAnsi="Arial" w:cs="Arial"/>
-                <w:b/>
-                <w:bCs/>
-                <w:sz w:val="20"/>
-                <w:szCs w:val="20"/>
+              </w:rPr>
+            </w:pPr>
+            <w:r>
+              <w:rPr>
+                <w:rFonts w:ascii="Arial" w:hAnsi="Arial" w:cs="Arial"/>
+                <w:b/>
+                <w:bCs/>
               </w:rPr>
               <w:t>3.</w:t>
             </w:r>
@@ -1304,17 +1025,13 @@
                 <w:rFonts w:ascii="Arial" w:hAnsi="Arial" w:cs="Arial"/>
                 <w:b/>
                 <w:bCs/>
-                <w:sz w:val="20"/>
-                <w:szCs w:val="20"/>
-              </w:rPr>
-            </w:pPr>
-            <w:r>
-              <w:rPr>
-                <w:rFonts w:ascii="Arial" w:hAnsi="Arial" w:cs="Arial"/>
-                <w:b/>
-                <w:bCs/>
-                <w:sz w:val="20"/>
-                <w:szCs w:val="20"/>
+              </w:rPr>
+            </w:pPr>
+            <w:r>
+              <w:rPr>
+                <w:rFonts w:ascii="Arial" w:hAnsi="Arial" w:cs="Arial"/>
+                <w:b/>
+                <w:bCs/>
               </w:rPr>
               <w:t>4.</w:t>
             </w:r>
@@ -1332,17 +1049,13 @@
                 <w:rFonts w:ascii="Arial" w:hAnsi="Arial" w:cs="Arial"/>
                 <w:b/>
                 <w:bCs/>
-                <w:sz w:val="20"/>
-                <w:szCs w:val="20"/>
-              </w:rPr>
-            </w:pPr>
-            <w:r>
-              <w:rPr>
-                <w:rFonts w:ascii="Arial" w:hAnsi="Arial" w:cs="Arial"/>
-                <w:b/>
-                <w:bCs/>
-                <w:sz w:val="20"/>
-                <w:szCs w:val="20"/>
+              </w:rPr>
+            </w:pPr>
+            <w:r>
+              <w:rPr>
+                <w:rFonts w:ascii="Arial" w:hAnsi="Arial" w:cs="Arial"/>
+                <w:b/>
+                <w:bCs/>
               </w:rPr>
               <w:t>5.</w:t>
             </w:r>
@@ -1360,17 +1073,13 @@
                 <w:rFonts w:ascii="Arial" w:hAnsi="Arial" w:cs="Arial"/>
                 <w:b/>
                 <w:bCs/>
-                <w:sz w:val="20"/>
-                <w:szCs w:val="20"/>
-              </w:rPr>
-            </w:pPr>
-            <w:r>
-              <w:rPr>
-                <w:rFonts w:ascii="Arial" w:hAnsi="Arial" w:cs="Arial"/>
-                <w:b/>
-                <w:bCs/>
-                <w:sz w:val="20"/>
-                <w:szCs w:val="20"/>
+              </w:rPr>
+            </w:pPr>
+            <w:r>
+              <w:rPr>
+                <w:rFonts w:ascii="Arial" w:hAnsi="Arial" w:cs="Arial"/>
+                <w:b/>
+                <w:bCs/>
               </w:rPr>
               <w:t>6.</w:t>
             </w:r>
@@ -1388,17 +1097,13 @@
                 <w:rFonts w:ascii="Arial" w:hAnsi="Arial" w:cs="Arial"/>
                 <w:b/>
                 <w:bCs/>
-                <w:sz w:val="20"/>
-                <w:szCs w:val="20"/>
-              </w:rPr>
-            </w:pPr>
-            <w:r>
-              <w:rPr>
-                <w:rFonts w:ascii="Arial" w:hAnsi="Arial" w:cs="Arial"/>
-                <w:b/>
-                <w:bCs/>
-                <w:sz w:val="20"/>
-                <w:szCs w:val="20"/>
+              </w:rPr>
+            </w:pPr>
+            <w:r>
+              <w:rPr>
+                <w:rFonts w:ascii="Arial" w:hAnsi="Arial" w:cs="Arial"/>
+                <w:b/>
+                <w:bCs/>
               </w:rPr>
               <w:t>7.</w:t>
             </w:r>
@@ -1441,9 +1146,8 @@
             <w:r>
               <w:rPr>
                 <w:rFonts w:ascii="Arial" w:hAnsi="Arial" w:cs="Arial"/>
-                <w:lang w:val="sv-SE"/>
-              </w:rPr>
-              <w:t>Melakukan simulasi kegiatan berdasarkan alur yang sudah dirancang</w:t>
+              </w:rPr>
+              <w:t>Menyusun alur final optimalisasi arsip dokumen disposisi</w:t>
             </w:r>
           </w:p>
         </w:tc>
@@ -1453,34 +1157,40 @@
           </w:tcPr>
           <w:p>
             <w:pPr>
-              <w:spacing w:line="360" w:lineRule="auto"/>
-              <w:rPr>
-                <w:rFonts w:ascii="Arial" w:hAnsi="Arial" w:cs="Arial"/>
-                <w:lang w:val="sv-SE"/>
-              </w:rPr>
-            </w:pPr>
-            <w:r>
-              <w:rPr>
-                <w:rFonts w:ascii="Arial" w:hAnsi="Arial" w:cs="Arial"/>
-                <w:lang w:val="sv-SE"/>
-              </w:rPr>
-              <w:t>1. Melakukan koordinasi dengan personel terkait sebelum melakukan simulasi</w:t>
-            </w:r>
-          </w:p>
-          <w:p>
-            <w:pPr>
-              <w:spacing w:line="360" w:lineRule="auto"/>
-              <w:rPr>
-                <w:rFonts w:ascii="Arial" w:hAnsi="Arial" w:cs="Arial"/>
-                <w:lang w:val="sv-SE"/>
-              </w:rPr>
-            </w:pPr>
-            <w:r>
-              <w:rPr>
-                <w:rFonts w:ascii="Arial" w:hAnsi="Arial" w:cs="Arial"/>
-                <w:lang w:val="sv-SE"/>
-              </w:rPr>
-              <w:t>2. Melaksanakan kegiatan simulasi sesuai rancangan kegiatan yang sudah dibuat</w:t>
+              <w:tabs>
+                <w:tab w:val="center" w:pos="1111"/>
+              </w:tabs>
+              <w:spacing w:line="360" w:lineRule="auto"/>
+              <w:rPr>
+                <w:rFonts w:ascii="Arial" w:hAnsi="Arial" w:cs="Arial"/>
+                <w:lang w:val="sv-SE"/>
+              </w:rPr>
+            </w:pPr>
+            <w:r>
+              <w:rPr>
+                <w:rFonts w:ascii="Arial" w:hAnsi="Arial" w:cs="Arial"/>
+                <w:lang w:val="sv-SE"/>
+              </w:rPr>
+              <w:t>1. Menyusun alur final optimalisasi arsip dokumen disposisi</w:t>
+            </w:r>
+          </w:p>
+          <w:p>
+            <w:pPr>
+              <w:tabs>
+                <w:tab w:val="center" w:pos="1111"/>
+              </w:tabs>
+              <w:spacing w:line="360" w:lineRule="auto"/>
+              <w:rPr>
+                <w:rFonts w:ascii="Arial" w:hAnsi="Arial" w:cs="Arial"/>
+                <w:lang w:val="sv-SE"/>
+              </w:rPr>
+            </w:pPr>
+            <w:r>
+              <w:rPr>
+                <w:rFonts w:ascii="Arial" w:hAnsi="Arial" w:cs="Arial"/>
+                <w:lang w:val="sv-SE"/>
+              </w:rPr>
+              <w:t>2. Menerapkan alur final yang sudah dibuat</w:t>
             </w:r>
           </w:p>
           <w:p>
@@ -1498,7 +1208,7 @@
                 <w:rFonts w:ascii="Arial" w:hAnsi="Arial" w:cs="Arial"/>
                 <w:lang w:val="sv-SE"/>
               </w:rPr>
-              <w:t>3. Melakukan reviu terhadap kegiatan simulasi</w:t>
+              <w:t>3. Melaporkan alur final kepada mentor</w:t>
             </w:r>
           </w:p>
         </w:tc>
@@ -1516,20 +1226,20 @@
             </w:pPr>
             <w:r>
               <w:rPr>
-                <w:rFonts w:ascii="Arial" w:hAnsi="Arial" w:cs="Arial"/>
-                <w:lang w:val="sv-SE"/>
-              </w:rPr>
-              <w:t xml:space="preserve">Berhasil melakukan simulasi yang ditandai dengan adanya dokumen disposisi dalam bentuk </w:t>
-            </w:r>
-            <w:r>
-              <w:rPr>
-                <w:rFonts w:ascii="Arial" w:hAnsi="Arial" w:cs="Arial"/>
-                <w:i/>
-                <w:iCs/>
-                <w:lang w:val="sv-SE"/>
-              </w:rPr>
-              <w:t>softcopy</w:t>
-            </w:r>
+                <w:rFonts w:ascii="Arial" w:eastAsia="Cambria" w:hAnsi="Arial" w:cs="Arial"/>
+                <w:lang w:val="sv-SE"/>
+              </w:rPr>
+              <w:t xml:space="preserve">Dari kegiatan yang dilakukan, akan menghasilkan </w:t>
+            </w:r>
+            <w:bookmarkStart w:id="0" w:name="_Hlk209172549"/>
+            <w:r>
+              <w:rPr>
+                <w:rFonts w:ascii="Arial" w:eastAsia="Cambria" w:hAnsi="Arial" w:cs="Arial"/>
+                <w:lang w:val="sv-SE"/>
+              </w:rPr>
+              <w:t xml:space="preserve">alur final implementasi optimalisasi arsip dokumen disposisi berdasarkan rancangan dan simulasi yang sudah dilakukan. </w:t>
+            </w:r>
+            <w:bookmarkEnd w:id="0"/>
           </w:p>
         </w:tc>
         <w:tc>
@@ -1551,7 +1261,7 @@
                 <w:bCs/>
                 <w:lang w:val="sv-SE"/>
               </w:rPr>
-              <w:t>Harmonis</w:t>
+              <w:t>Akuntabel</w:t>
             </w:r>
             <w:r>
               <w:rPr>
@@ -1567,7 +1277,7 @@
                 <w:rFonts w:ascii="Arial" w:eastAsia="Cambria" w:hAnsi="Arial" w:cs="Arial"/>
                 <w:lang w:val="sv-SE"/>
               </w:rPr>
-              <w:t>Menjalin koordinasi dengan sikap saling menghargai.</w:t>
+              <w:t>Dengan analisis kendala, prosesnya menjadi transparan.</w:t>
             </w:r>
           </w:p>
           <w:p>
@@ -1585,7 +1295,7 @@
                 <w:bCs/>
                 <w:lang w:val="sv-SE"/>
               </w:rPr>
-              <w:t>Kolaboratif</w:t>
+              <w:t>Kompeten</w:t>
             </w:r>
             <w:r>
               <w:rPr>
@@ -1593,7 +1303,7 @@
                 <w:lang w:val="sv-SE"/>
               </w:rPr>
               <w:br/>
-              <w:t>Melibatkan beberapa pihak untuk bekerja sama dengan satu tujuan</w:t>
+              <w:t>Menunjukkan kemampuan yang kritis dan profesional dalam mengevaluasi sebuah proses.</w:t>
             </w:r>
           </w:p>
           <w:p>
@@ -1611,7 +1321,7 @@
                 <w:bCs/>
                 <w:lang w:val="sv-SE"/>
               </w:rPr>
-              <w:t>Kompeten</w:t>
+              <w:t>Adaptif</w:t>
             </w:r>
             <w:r>
               <w:rPr>
@@ -1627,7 +1337,7 @@
                 <w:rFonts w:ascii="Arial" w:eastAsia="Cambria" w:hAnsi="Arial" w:cs="Arial"/>
                 <w:lang w:val="sv-SE"/>
               </w:rPr>
-              <w:t>Melaksanakan tugas dengan prosedur yang tepat dan penuh tanggung jawab.</w:t>
+              <w:t>Alur baru yang disusun adalah rekomendasi tindak lanjut yang telah diubah menjadi rencana implementasi yang nyata.</w:t>
             </w:r>
           </w:p>
           <w:p>
@@ -1645,7 +1355,7 @@
                 <w:bCs/>
                 <w:lang w:val="sv-SE"/>
               </w:rPr>
-              <w:t>Akuntabel</w:t>
+              <w:t>Manajemen ASN</w:t>
             </w:r>
             <w:r>
               <w:rPr>
@@ -1661,17 +1371,26 @@
                 <w:rFonts w:ascii="Arial" w:eastAsia="Cambria" w:hAnsi="Arial" w:cs="Arial"/>
                 <w:lang w:val="sv-SE"/>
               </w:rPr>
-              <w:t>Bertanggung jawab atas pelaksanaan yang sesuai rencana.</w:t>
-            </w:r>
-          </w:p>
-          <w:p>
-            <w:pPr>
-              <w:spacing w:line="360" w:lineRule="auto"/>
+              <w:t>Koordinasi melatih ASN untuk berkomunikasi efektif, membangun kolaborasi, dan menyelaraskan persepsi.</w:t>
+            </w:r>
+          </w:p>
+          <w:p>
+            <w:pPr>
+              <w:spacing w:line="360" w:lineRule="auto"/>
+              <w:rPr>
+                <w:rFonts w:ascii="Arial" w:hAnsi="Arial" w:cs="Arial"/>
+                <w:lang w:val="sv-SE"/>
+              </w:rPr>
+            </w:pPr>
+            <w:r>
               <w:rPr>
                 <w:rFonts w:ascii="Arial" w:eastAsia="Cambria" w:hAnsi="Arial" w:cs="Arial"/>
-                <w:lang w:val="sv-SE"/>
-              </w:rPr>
-            </w:pPr>
+                <w:b/>
+                <w:bCs/>
+                <w:lang w:val="sv-SE"/>
+              </w:rPr>
+              <w:t>Smart ASN</w:t>
+            </w:r>
             <w:r>
               <w:rPr>
                 <w:rFonts w:ascii="Arial" w:eastAsia="Cambria" w:hAnsi="Arial" w:cs="Arial"/>
@@ -1679,125 +1398,56 @@
                 <w:bCs/>
                 <w:lang w:val="sv-SE"/>
               </w:rPr>
-              <w:t>Adaptif</w:t>
+              <w:br/>
             </w:r>
             <w:r>
               <w:rPr>
                 <w:rFonts w:ascii="Arial" w:eastAsia="Cambria" w:hAnsi="Arial" w:cs="Arial"/>
                 <w:lang w:val="sv-SE"/>
               </w:rPr>
-              <w:br/>
-              <w:t>Melakukan reviu guna memastikan semuanya terlaksana</w:t>
-            </w:r>
-          </w:p>
-          <w:p>
-            <w:pPr>
-              <w:spacing w:line="360" w:lineRule="auto"/>
+              <w:t>Menyusun alur kerja yang optimal adalah hasil dari pemikiran yang sistematis.</w:t>
+            </w:r>
+          </w:p>
+        </w:tc>
+        <w:tc>
+          <w:tcPr>
+            <w:tcW w:w="2835" w:type="dxa"/>
+          </w:tcPr>
+          <w:p>
+            <w:pPr>
+              <w:spacing w:line="360" w:lineRule="auto"/>
+              <w:rPr>
+                <w:rFonts w:ascii="Arial" w:hAnsi="Arial" w:cs="Arial"/>
+                <w:lang w:val="sv-SE"/>
+              </w:rPr>
+            </w:pPr>
+            <w:r>
               <w:rPr>
                 <w:rFonts w:ascii="Arial" w:eastAsia="Cambria" w:hAnsi="Arial" w:cs="Arial"/>
                 <w:lang w:val="sv-SE"/>
               </w:rPr>
+              <w:t>Kegiatan ini tidak hanya memperkuat akuntabilitas dan kompetensi, tetapi juga membangun kapasitas adaptif dan kolaboratif. Langkah-langkah ini menciptakan fondasi bagi perbaikan berkelanjutan, selaras dengan visi Disminpersau dalam mewujudkan tata kelola personel yang modern dan efisien.</w:t>
+            </w:r>
+          </w:p>
+        </w:tc>
+        <w:tc>
+          <w:tcPr>
+            <w:tcW w:w="2552" w:type="dxa"/>
+          </w:tcPr>
+          <w:p>
+            <w:pPr>
+              <w:spacing w:line="360" w:lineRule="auto"/>
+              <w:rPr>
+                <w:rFonts w:ascii="Arial" w:hAnsi="Arial" w:cs="Arial"/>
+                <w:lang w:val="sv-SE"/>
+              </w:rPr>
             </w:pPr>
             <w:r>
               <w:rPr>
                 <w:rFonts w:ascii="Arial" w:eastAsia="Cambria" w:hAnsi="Arial" w:cs="Arial"/>
-                <w:b/>
-                <w:bCs/>
-                <w:lang w:val="sv-SE"/>
-              </w:rPr>
-              <w:t>Manajemen ASN</w:t>
-            </w:r>
-            <w:r>
-              <w:rPr>
-                <w:rFonts w:ascii="Arial" w:eastAsia="Cambria" w:hAnsi="Arial" w:cs="Arial"/>
-                <w:b/>
-                <w:bCs/>
-                <w:lang w:val="sv-SE"/>
-              </w:rPr>
-              <w:br/>
-            </w:r>
-            <w:r>
-              <w:rPr>
-                <w:rFonts w:ascii="Arial" w:eastAsia="Cambria" w:hAnsi="Arial" w:cs="Arial"/>
-                <w:lang w:val="sv-SE"/>
-              </w:rPr>
-              <w:t>Mendorong  pengembangan kapasitas ASN melalui praktik langsung.</w:t>
-            </w:r>
-          </w:p>
-          <w:p>
-            <w:pPr>
-              <w:spacing w:line="360" w:lineRule="auto"/>
-              <w:rPr>
-                <w:rFonts w:ascii="Arial" w:hAnsi="Arial" w:cs="Arial"/>
-                <w:lang w:val="sv-SE"/>
-              </w:rPr>
-            </w:pPr>
-            <w:r>
-              <w:rPr>
-                <w:rFonts w:ascii="Arial" w:eastAsia="Cambria" w:hAnsi="Arial" w:cs="Arial"/>
-                <w:b/>
-                <w:bCs/>
-                <w:lang w:val="sv-SE"/>
-              </w:rPr>
-              <w:t>Smart ASN</w:t>
-            </w:r>
-            <w:r>
-              <w:rPr>
-                <w:rFonts w:ascii="Arial" w:eastAsia="Cambria" w:hAnsi="Arial" w:cs="Arial"/>
-                <w:b/>
-                <w:bCs/>
-                <w:lang w:val="sv-SE"/>
-              </w:rPr>
-              <w:br/>
-            </w:r>
-            <w:r>
-              <w:rPr>
-                <w:rFonts w:ascii="Arial" w:eastAsia="Cambria" w:hAnsi="Arial" w:cs="Arial"/>
-                <w:lang w:val="sv-SE"/>
-              </w:rPr>
-              <w:t>Implementasi simulasi, mencerminkan ASN yang bertanggung jawab.</w:t>
-            </w:r>
-          </w:p>
-        </w:tc>
-        <w:tc>
-          <w:tcPr>
-            <w:tcW w:w="2835" w:type="dxa"/>
-          </w:tcPr>
-          <w:p>
-            <w:pPr>
-              <w:spacing w:line="360" w:lineRule="auto"/>
-              <w:rPr>
-                <w:rFonts w:ascii="Arial" w:hAnsi="Arial" w:cs="Arial"/>
-                <w:lang w:val="sv-SE"/>
-              </w:rPr>
-            </w:pPr>
-            <w:r>
-              <w:rPr>
-                <w:rFonts w:ascii="Arial" w:hAnsi="Arial" w:cs="Arial"/>
-                <w:lang w:val="sv-SE"/>
-              </w:rPr>
-              <w:t>Kegiatan ini mendukung misi Disminpersau yaitu melaksanakan pembinaan administrasi secara profesional dan efisien. Simulasi optimalisasi arsip dokumen disposisi merupakan bentuk nyata penerapan sistem administrasi yang terukur dan terstandarisasi, serta mendukung pengelolaan data personel yang akurat dan terpercaya.</w:t>
-            </w:r>
-          </w:p>
-        </w:tc>
-        <w:tc>
-          <w:tcPr>
-            <w:tcW w:w="2552" w:type="dxa"/>
-          </w:tcPr>
-          <w:p>
-            <w:pPr>
-              <w:spacing w:line="360" w:lineRule="auto"/>
-              <w:rPr>
-                <w:rFonts w:ascii="Arial" w:hAnsi="Arial" w:cs="Arial"/>
-                <w:lang w:val="sv-SE"/>
-              </w:rPr>
-            </w:pPr>
-            <w:r>
-              <w:rPr>
-                <w:rFonts w:ascii="Arial" w:hAnsi="Arial" w:cs="Arial"/>
-                <w:lang w:val="sv-SE"/>
-              </w:rPr>
-              <w:t>Dalam kegiatan ini, nilai yang diperkuat yaitu kompeten karena memberikan peningkatan terhadap kinerja.</w:t>
+                <w:lang w:val="sv-SE"/>
+              </w:rPr>
+              <w:t>Kegiatan yang dilakukan memperkuat nilai akuntabel melalui identifikasi masalah, nilai kompeten melalui proses evaluasi, dan nilai adaptif melalui rekomendasi perbaikan yang inovatif.</w:t>
             </w:r>
           </w:p>
         </w:tc>
@@ -1855,36 +1505,8 @@
           <w:b/>
           <w:bCs/>
         </w:rPr>
-        <w:t xml:space="preserve">Dokumentasi </w:t>
+        <w:t>Dokumentasi Pelaksanaan Kegiatan</w:t>
       </w:r>
-      <w:proofErr w:type="spellStart"/>
-      <w:r>
-        <w:rPr>
-          <w:rFonts w:ascii="Arial" w:hAnsi="Arial" w:cs="Arial"/>
-          <w:b/>
-          <w:bCs/>
-        </w:rPr>
-        <w:t>Pelaksanaan</w:t>
-      </w:r>
-      <w:proofErr w:type="spellEnd"/>
-      <w:r>
-        <w:rPr>
-          <w:rFonts w:ascii="Arial" w:hAnsi="Arial" w:cs="Arial"/>
-          <w:b/>
-          <w:bCs/>
-        </w:rPr>
-        <w:t xml:space="preserve"> </w:t>
-      </w:r>
-      <w:proofErr w:type="spellStart"/>
-      <w:r>
-        <w:rPr>
-          <w:rFonts w:ascii="Arial" w:hAnsi="Arial" w:cs="Arial"/>
-          <w:b/>
-          <w:bCs/>
-        </w:rPr>
-        <w:t>Kegiatan</w:t>
-      </w:r>
-      <w:proofErr w:type="spellEnd"/>
     </w:p>
     <w:p>
       <w:pPr>
@@ -1917,25 +1539,17 @@
           <w:b/>
           <w:bCs/>
         </w:rPr>
-        <w:t xml:space="preserve"> </w:t>
-      </w:r>
-      <w:r>
-        <w:rPr>
-          <w:rFonts w:ascii="Arial" w:hAnsi="Arial" w:cs="Arial"/>
-          <w:b/>
-          <w:bCs/>
-        </w:rPr>
-        <w:t xml:space="preserve"> </w:t>
+        <w:t xml:space="preserve">  </w:t>
       </w:r>
       <w:r>
         <w:rPr>
           <w:noProof/>
         </w:rPr>
         <w:drawing>
-          <wp:inline distT="0" distB="0" distL="0" distR="0" wp14:anchorId="595ACB97" wp14:editId="55F73C81">
-            <wp:extent cx="2369128" cy="1777387"/>
-            <wp:effectExtent l="0" t="0" r="0" b="0"/>
-            <wp:docPr id="559113183" name="Picture 4"/>
+          <wp:inline distT="0" distB="0" distL="0" distR="0" wp14:anchorId="6F5A1281" wp14:editId="6131CB8C">
+            <wp:extent cx="2525916" cy="1894070"/>
+            <wp:effectExtent l="0" t="0" r="8255" b="0"/>
+            <wp:docPr id="123626172" name="Picture 1"/>
             <wp:cNvGraphicFramePr>
               <a:graphicFrameLocks xmlns:a="http://schemas.openxmlformats.org/drawingml/2006/main" noChangeAspect="1"/>
             </wp:cNvGraphicFramePr>
@@ -1943,7 +1557,7 @@
               <a:graphicData uri="http://schemas.openxmlformats.org/drawingml/2006/picture">
                 <pic:pic xmlns:pic="http://schemas.openxmlformats.org/drawingml/2006/picture">
                   <pic:nvPicPr>
-                    <pic:cNvPr id="0" name="Picture 16"/>
+                    <pic:cNvPr id="0" name="Picture 1"/>
                     <pic:cNvPicPr>
                       <a:picLocks noChangeAspect="1" noChangeArrowheads="1"/>
                     </pic:cNvPicPr>
@@ -1964,7 +1578,7 @@
                   <pic:spPr bwMode="auto">
                     <a:xfrm>
                       <a:off x="0" y="0"/>
-                      <a:ext cx="2415810" cy="1812409"/>
+                      <a:ext cx="2564895" cy="1923299"/>
                     </a:xfrm>
                     <a:prstGeom prst="rect">
                       <a:avLst/>
@@ -1991,10 +1605,10 @@
           <w:noProof/>
         </w:rPr>
         <w:drawing>
-          <wp:inline distT="0" distB="0" distL="0" distR="0" wp14:anchorId="6157A770" wp14:editId="0E89C27F">
-            <wp:extent cx="2356143" cy="1766765"/>
-            <wp:effectExtent l="0" t="0" r="6350" b="5080"/>
-            <wp:docPr id="307857682" name="Picture 6"/>
+          <wp:inline distT="0" distB="0" distL="0" distR="0" wp14:anchorId="1C93EAC1" wp14:editId="5BE0FC09">
+            <wp:extent cx="2531460" cy="1898228"/>
+            <wp:effectExtent l="0" t="0" r="2540" b="6985"/>
+            <wp:docPr id="1563479177" name="Picture 5"/>
             <wp:cNvGraphicFramePr>
               <a:graphicFrameLocks xmlns:a="http://schemas.openxmlformats.org/drawingml/2006/main" noChangeAspect="1"/>
             </wp:cNvGraphicFramePr>
@@ -2002,7 +1616,7 @@
               <a:graphicData uri="http://schemas.openxmlformats.org/drawingml/2006/picture">
                 <pic:pic xmlns:pic="http://schemas.openxmlformats.org/drawingml/2006/picture">
                   <pic:nvPicPr>
-                    <pic:cNvPr id="0" name="Picture 24"/>
+                    <pic:cNvPr id="0" name="Picture 9"/>
                     <pic:cNvPicPr>
                       <a:picLocks noChangeAspect="1" noChangeArrowheads="1"/>
                     </pic:cNvPicPr>
@@ -2023,7 +1637,7 @@
                   <pic:spPr bwMode="auto">
                     <a:xfrm>
                       <a:off x="0" y="0"/>
-                      <a:ext cx="2390787" cy="1792743"/>
+                      <a:ext cx="2588548" cy="1941036"/>
                     </a:xfrm>
                     <a:prstGeom prst="rect">
                       <a:avLst/>
@@ -2050,10 +1664,10 @@
           <w:noProof/>
         </w:rPr>
         <w:drawing>
-          <wp:inline distT="0" distB="0" distL="0" distR="0" wp14:anchorId="18A93EBC" wp14:editId="73EE0D86">
-            <wp:extent cx="2331168" cy="1748037"/>
-            <wp:effectExtent l="0" t="0" r="0" b="5080"/>
-            <wp:docPr id="970044280" name="Picture 11"/>
+          <wp:inline distT="0" distB="0" distL="0" distR="0" wp14:anchorId="62AF5948" wp14:editId="5D9E9AD1">
+            <wp:extent cx="2831680" cy="1592744"/>
+            <wp:effectExtent l="0" t="0" r="6985" b="7620"/>
+            <wp:docPr id="1621267039" name="Picture 1"/>
             <wp:cNvGraphicFramePr>
               <a:graphicFrameLocks xmlns:a="http://schemas.openxmlformats.org/drawingml/2006/main" noChangeAspect="1"/>
             </wp:cNvGraphicFramePr>
@@ -2061,36 +1675,23 @@
               <a:graphicData uri="http://schemas.openxmlformats.org/drawingml/2006/picture">
                 <pic:pic xmlns:pic="http://schemas.openxmlformats.org/drawingml/2006/picture">
                   <pic:nvPicPr>
-                    <pic:cNvPr id="0" name="Picture 50"/>
-                    <pic:cNvPicPr>
-                      <a:picLocks noChangeAspect="1" noChangeArrowheads="1"/>
-                    </pic:cNvPicPr>
+                    <pic:cNvPr id="372043893" name=""/>
+                    <pic:cNvPicPr/>
                   </pic:nvPicPr>
                   <pic:blipFill>
-                    <a:blip r:embed="rId10" cstate="print">
-                      <a:extLst>
-                        <a:ext uri="{28A0092B-C50C-407E-A947-70E740481C1C}">
-                          <a14:useLocalDpi xmlns:a14="http://schemas.microsoft.com/office/drawing/2010/main" val="0"/>
-                        </a:ext>
-                      </a:extLst>
-                    </a:blip>
-                    <a:srcRect/>
+                    <a:blip r:embed="rId7"/>
                     <a:stretch>
                       <a:fillRect/>
                     </a:stretch>
                   </pic:blipFill>
-                  <pic:spPr bwMode="auto">
+                  <pic:spPr>
                     <a:xfrm>
                       <a:off x="0" y="0"/>
-                      <a:ext cx="2386548" cy="1789564"/>
+                      <a:ext cx="2893229" cy="1627364"/>
                     </a:xfrm>
                     <a:prstGeom prst="rect">
                       <a:avLst/>
                     </a:prstGeom>
-                    <a:noFill/>
-                    <a:ln>
-                      <a:noFill/>
-                    </a:ln>
                   </pic:spPr>
                 </pic:pic>
               </a:graphicData>
@@ -2141,18 +1742,8 @@
           <w:b/>
           <w:bCs/>
         </w:rPr>
-        <w:t xml:space="preserve">/Hasil </w:t>
+        <w:t>/Hasil Kegiatan</w:t>
       </w:r>
-      <w:proofErr w:type="spellStart"/>
-      <w:r>
-        <w:rPr>
-          <w:rFonts w:ascii="Arial" w:hAnsi="Arial" w:cs="Arial"/>
-          <w:b/>
-          <w:bCs/>
-        </w:rPr>
-        <w:t>Kegiatan</w:t>
-      </w:r>
-      <w:proofErr w:type="spellEnd"/>
     </w:p>
     <w:p>
       <w:pPr>
@@ -2172,19 +1763,17 @@
       </w:r>
       <w:r>
         <w:rPr>
-          <w:rFonts w:ascii="Arial" w:hAnsi="Arial" w:cs="Arial"/>
+          <w:rFonts w:ascii="Arial" w:eastAsia="Cambria" w:hAnsi="Arial" w:cs="Arial"/>
           <w:lang w:val="sv-SE"/>
         </w:rPr>
-        <w:t xml:space="preserve">Berhasil melakukan simulasi yang ditandai dengan adanya dokumen disposisi dalam bentuk </w:t>
+        <w:t>A</w:t>
       </w:r>
       <w:r>
         <w:rPr>
-          <w:rFonts w:ascii="Arial" w:hAnsi="Arial" w:cs="Arial"/>
-          <w:i/>
-          <w:iCs/>
+          <w:rFonts w:ascii="Arial" w:eastAsia="Cambria" w:hAnsi="Arial" w:cs="Arial"/>
           <w:lang w:val="sv-SE"/>
         </w:rPr>
-        <w:t>softcopy</w:t>
+        <w:t>lur final implementasi optimalisasi arsip dokumen disposisi</w:t>
       </w:r>
     </w:p>
     <w:p>
@@ -2237,23 +1826,21 @@
       <w:r>
         <w:rPr>
           <w:rFonts w:ascii="Arial" w:hAnsi="Arial" w:cs="Arial"/>
-          <w:b/>
-          <w:bCs/>
           <w:noProof/>
         </w:rPr>
         <w:drawing>
-          <wp:anchor distT="0" distB="0" distL="114300" distR="114300" simplePos="0" relativeHeight="251659264" behindDoc="0" locked="0" layoutInCell="1" allowOverlap="1" wp14:anchorId="56116196" wp14:editId="4481D639">
+          <wp:anchor distT="0" distB="0" distL="114300" distR="114300" simplePos="0" relativeHeight="251659264" behindDoc="0" locked="0" layoutInCell="1" allowOverlap="1" wp14:anchorId="6B31DC45" wp14:editId="5C358071">
             <wp:simplePos x="0" y="0"/>
             <wp:positionH relativeFrom="column">
-              <wp:posOffset>-753110</wp:posOffset>
+              <wp:posOffset>-700242</wp:posOffset>
             </wp:positionH>
             <wp:positionV relativeFrom="paragraph">
-              <wp:posOffset>-769783</wp:posOffset>
+              <wp:posOffset>-825500</wp:posOffset>
             </wp:positionV>
-            <wp:extent cx="7287895" cy="10354945"/>
-            <wp:effectExtent l="0" t="0" r="8255" b="8255"/>
+            <wp:extent cx="7160895" cy="10163175"/>
+            <wp:effectExtent l="0" t="0" r="1905" b="9525"/>
             <wp:wrapNone/>
-            <wp:docPr id="1191998400" name="Picture 2"/>
+            <wp:docPr id="791974236" name="Picture 1"/>
             <wp:cNvGraphicFramePr>
               <a:graphicFrameLocks xmlns:a="http://schemas.openxmlformats.org/drawingml/2006/main" noChangeAspect="1"/>
             </wp:cNvGraphicFramePr>
@@ -2261,13 +1848,13 @@
               <a:graphicData uri="http://schemas.openxmlformats.org/drawingml/2006/picture">
                 <pic:pic xmlns:pic="http://schemas.openxmlformats.org/drawingml/2006/picture">
                   <pic:nvPicPr>
-                    <pic:cNvPr id="0" name="Picture 2"/>
+                    <pic:cNvPr id="0" name="Picture 1"/>
                     <pic:cNvPicPr>
                       <a:picLocks noChangeAspect="1" noChangeArrowheads="1"/>
                     </pic:cNvPicPr>
                   </pic:nvPicPr>
                   <pic:blipFill>
-                    <a:blip r:embed="rId11">
+                    <a:blip r:embed="rId10">
                       <a:extLst>
                         <a:ext uri="{28A0092B-C50C-407E-A947-70E740481C1C}">
                           <a14:useLocalDpi xmlns:a14="http://schemas.microsoft.com/office/drawing/2010/main" val="0"/>
@@ -2282,7 +1869,7 @@
                   <pic:spPr bwMode="auto">
                     <a:xfrm>
                       <a:off x="0" y="0"/>
-                      <a:ext cx="7287895" cy="10354945"/>
+                      <a:ext cx="7160895" cy="10163175"/>
                     </a:xfrm>
                     <a:prstGeom prst="rect">
                       <a:avLst/>
@@ -2347,18 +1934,8 @@
                 <w:b/>
                 <w:bCs/>
               </w:rPr>
-              <w:t xml:space="preserve">Nama </w:t>
-            </w:r>
-            <w:proofErr w:type="spellStart"/>
-            <w:r>
-              <w:rPr>
-                <w:rFonts w:ascii="Arial" w:hAnsi="Arial" w:cs="Arial"/>
-                <w:b/>
-                <w:bCs/>
-              </w:rPr>
-              <w:t>Peserta</w:t>
-            </w:r>
-            <w:proofErr w:type="spellEnd"/>
+              <w:t>Nama Peserta</w:t>
+            </w:r>
           </w:p>
         </w:tc>
         <w:tc>
@@ -2396,35 +1973,7 @@
               <w:rPr>
                 <w:rFonts w:ascii="Arial" w:hAnsi="Arial" w:cs="Arial"/>
               </w:rPr>
-              <w:t xml:space="preserve">Bancar </w:t>
-            </w:r>
-            <w:proofErr w:type="spellStart"/>
-            <w:r>
-              <w:rPr>
-                <w:rFonts w:ascii="Arial" w:hAnsi="Arial" w:cs="Arial"/>
-              </w:rPr>
-              <w:t>Anggono</w:t>
-            </w:r>
-            <w:proofErr w:type="spellEnd"/>
-            <w:r>
-              <w:rPr>
-                <w:rFonts w:ascii="Arial" w:hAnsi="Arial" w:cs="Arial"/>
-              </w:rPr>
-              <w:t xml:space="preserve"> </w:t>
-            </w:r>
-            <w:proofErr w:type="spellStart"/>
-            <w:r>
-              <w:rPr>
-                <w:rFonts w:ascii="Arial" w:hAnsi="Arial" w:cs="Arial"/>
-              </w:rPr>
-              <w:t>Farros</w:t>
-            </w:r>
-            <w:proofErr w:type="spellEnd"/>
-            <w:r>
-              <w:rPr>
-                <w:rFonts w:ascii="Arial" w:hAnsi="Arial" w:cs="Arial"/>
-              </w:rPr>
-              <w:t xml:space="preserve"> Santosa</w:t>
+              <w:t>Bancar Anggono Farros Santosa</w:t>
             </w:r>
           </w:p>
         </w:tc>
@@ -2527,18 +2076,8 @@
                 <w:b/>
                 <w:bCs/>
               </w:rPr>
-              <w:t xml:space="preserve">Unit </w:t>
-            </w:r>
-            <w:proofErr w:type="spellStart"/>
-            <w:r>
-              <w:rPr>
-                <w:rFonts w:ascii="Arial" w:hAnsi="Arial" w:cs="Arial"/>
-                <w:b/>
-                <w:bCs/>
-              </w:rPr>
-              <w:t>Kerja</w:t>
-            </w:r>
-            <w:proofErr w:type="spellEnd"/>
+              <w:t>Unit Kerja</w:t>
+            </w:r>
           </w:p>
         </w:tc>
         <w:tc>
@@ -2572,14 +2111,12 @@
                 <w:rFonts w:ascii="Arial" w:hAnsi="Arial" w:cs="Arial"/>
               </w:rPr>
             </w:pPr>
-            <w:proofErr w:type="spellStart"/>
             <w:r>
               <w:rPr>
                 <w:rFonts w:ascii="Arial" w:hAnsi="Arial" w:cs="Arial"/>
               </w:rPr>
               <w:t>Disminpersau</w:t>
             </w:r>
-            <w:proofErr w:type="spellEnd"/>
           </w:p>
         </w:tc>
       </w:tr>
@@ -2598,7 +2135,6 @@
                 <w:bCs/>
               </w:rPr>
             </w:pPr>
-            <w:proofErr w:type="spellStart"/>
             <w:r>
               <w:rPr>
                 <w:rFonts w:ascii="Arial" w:hAnsi="Arial" w:cs="Arial"/>
@@ -2607,7 +2143,6 @@
               </w:rPr>
               <w:t>Jabatan</w:t>
             </w:r>
-            <w:proofErr w:type="spellEnd"/>
           </w:p>
         </w:tc>
         <w:tc>
@@ -2645,30 +2180,8 @@
               <w:rPr>
                 <w:rFonts w:ascii="Arial" w:hAnsi="Arial" w:cs="Arial"/>
               </w:rPr>
-              <w:t xml:space="preserve">Pranata </w:t>
-            </w:r>
-            <w:proofErr w:type="spellStart"/>
-            <w:r>
-              <w:rPr>
-                <w:rFonts w:ascii="Arial" w:hAnsi="Arial" w:cs="Arial"/>
-              </w:rPr>
-              <w:t>Komputer</w:t>
-            </w:r>
-            <w:proofErr w:type="spellEnd"/>
-            <w:r>
-              <w:rPr>
-                <w:rFonts w:ascii="Arial" w:hAnsi="Arial" w:cs="Arial"/>
-              </w:rPr>
-              <w:t xml:space="preserve"> </w:t>
-            </w:r>
-            <w:proofErr w:type="spellStart"/>
-            <w:r>
-              <w:rPr>
-                <w:rFonts w:ascii="Arial" w:hAnsi="Arial" w:cs="Arial"/>
-              </w:rPr>
-              <w:t>Terampil</w:t>
-            </w:r>
-            <w:proofErr w:type="spellEnd"/>
+              <w:t>Pranata Komputer Terampil</w:t>
+            </w:r>
           </w:p>
         </w:tc>
       </w:tr>
@@ -2687,34 +2200,14 @@
                 <w:bCs/>
               </w:rPr>
             </w:pPr>
-            <w:proofErr w:type="spellStart"/>
-            <w:r>
-              <w:rPr>
-                <w:rFonts w:ascii="Arial" w:hAnsi="Arial" w:cs="Arial"/>
-                <w:b/>
-                <w:bCs/>
-              </w:rPr>
-              <w:t>Rumusan</w:t>
-            </w:r>
-            <w:proofErr w:type="spellEnd"/>
-            <w:r>
-              <w:rPr>
-                <w:rFonts w:ascii="Arial" w:hAnsi="Arial" w:cs="Arial"/>
-                <w:b/>
-                <w:bCs/>
-              </w:rPr>
-              <w:t xml:space="preserve"> </w:t>
-            </w:r>
-            <w:proofErr w:type="spellStart"/>
-            <w:r>
-              <w:rPr>
-                <w:rFonts w:ascii="Arial" w:hAnsi="Arial" w:cs="Arial"/>
-                <w:b/>
-                <w:bCs/>
-              </w:rPr>
-              <w:t>Isu</w:t>
-            </w:r>
-            <w:proofErr w:type="spellEnd"/>
+            <w:r>
+              <w:rPr>
+                <w:rFonts w:ascii="Arial" w:hAnsi="Arial" w:cs="Arial"/>
+                <w:b/>
+                <w:bCs/>
+              </w:rPr>
+              <w:t>Rumusan Isu</w:t>
+            </w:r>
           </w:p>
         </w:tc>
         <w:tc>
@@ -2810,23 +2303,13 @@
                 <w:bCs/>
               </w:rPr>
             </w:pPr>
-            <w:proofErr w:type="spellStart"/>
-            <w:r>
-              <w:rPr>
-                <w:rFonts w:ascii="Arial" w:hAnsi="Arial" w:cs="Arial"/>
-                <w:b/>
-                <w:bCs/>
-              </w:rPr>
-              <w:t>Kegiatan</w:t>
-            </w:r>
-            <w:proofErr w:type="spellEnd"/>
-            <w:r>
-              <w:rPr>
-                <w:rFonts w:ascii="Arial" w:hAnsi="Arial" w:cs="Arial"/>
-                <w:b/>
-                <w:bCs/>
-              </w:rPr>
-              <w:t xml:space="preserve"> Ke-4</w:t>
+            <w:r>
+              <w:rPr>
+                <w:rFonts w:ascii="Arial" w:hAnsi="Arial" w:cs="Arial"/>
+                <w:b/>
+                <w:bCs/>
+              </w:rPr>
+              <w:t>Kegiatan Ke-5</w:t>
             </w:r>
           </w:p>
         </w:tc>
@@ -2866,9 +2349,40 @@
             <w:r>
               <w:rPr>
                 <w:rFonts w:ascii="Arial" w:hAnsi="Arial" w:cs="Arial"/>
-                <w:lang w:val="sv-SE"/>
-              </w:rPr>
-              <w:t>Melakukan simulasi kegiatan berdasarkan alur yang sudah dirancang</w:t>
+              </w:rPr>
+              <w:t xml:space="preserve">Menyusun alur final </w:t>
+            </w:r>
+            <w:r>
+              <w:rPr>
+                <w:rFonts w:ascii="Arial" w:hAnsi="Arial" w:cs="Arial"/>
+              </w:rPr>
+              <w:t>optimalisasi</w:t>
+            </w:r>
+            <w:r>
+              <w:rPr>
+                <w:rFonts w:ascii="Arial" w:hAnsi="Arial" w:cs="Arial"/>
+                <w:sz w:val="20"/>
+                <w:szCs w:val="20"/>
+              </w:rPr>
+              <w:t xml:space="preserve"> </w:t>
+            </w:r>
+            <w:r>
+              <w:rPr>
+                <w:rFonts w:ascii="Arial" w:hAnsi="Arial" w:cs="Arial"/>
+              </w:rPr>
+              <w:t>ar</w:t>
+            </w:r>
+            <w:r>
+              <w:rPr>
+                <w:rFonts w:ascii="Arial" w:hAnsi="Arial" w:cs="Arial"/>
+              </w:rPr>
+              <w:t xml:space="preserve">sip </w:t>
+            </w:r>
+            <w:r>
+              <w:rPr>
+                <w:rFonts w:ascii="Arial" w:hAnsi="Arial" w:cs="Arial"/>
+              </w:rPr>
+              <w:t>dokumen disposisi</w:t>
             </w:r>
           </w:p>
         </w:tc>
@@ -2918,34 +2432,14 @@
                 <w:bCs/>
               </w:rPr>
             </w:pPr>
-            <w:proofErr w:type="spellStart"/>
-            <w:r>
-              <w:rPr>
-                <w:rFonts w:ascii="Arial" w:hAnsi="Arial" w:cs="Arial"/>
-                <w:b/>
-                <w:bCs/>
-              </w:rPr>
-              <w:t>Penyelesaian</w:t>
-            </w:r>
-            <w:proofErr w:type="spellEnd"/>
-            <w:r>
-              <w:rPr>
-                <w:rFonts w:ascii="Arial" w:hAnsi="Arial" w:cs="Arial"/>
-                <w:b/>
-                <w:bCs/>
-              </w:rPr>
-              <w:t xml:space="preserve"> </w:t>
-            </w:r>
-            <w:proofErr w:type="spellStart"/>
-            <w:r>
-              <w:rPr>
-                <w:rFonts w:ascii="Arial" w:hAnsi="Arial" w:cs="Arial"/>
-                <w:b/>
-                <w:bCs/>
-              </w:rPr>
-              <w:t>Kegiatan</w:t>
-            </w:r>
-            <w:proofErr w:type="spellEnd"/>
+            <w:r>
+              <w:rPr>
+                <w:rFonts w:ascii="Arial" w:hAnsi="Arial" w:cs="Arial"/>
+                <w:b/>
+                <w:bCs/>
+              </w:rPr>
+              <w:t>Penyelesaian Kegiatan</w:t>
+            </w:r>
           </w:p>
         </w:tc>
         <w:tc>
@@ -2965,23 +2459,13 @@
                 <w:bCs/>
               </w:rPr>
             </w:pPr>
-            <w:proofErr w:type="spellStart"/>
-            <w:r>
-              <w:rPr>
-                <w:rFonts w:ascii="Arial" w:hAnsi="Arial" w:cs="Arial"/>
-                <w:b/>
-                <w:bCs/>
-              </w:rPr>
-              <w:t>Catatan</w:t>
-            </w:r>
-            <w:proofErr w:type="spellEnd"/>
-            <w:r>
-              <w:rPr>
-                <w:rFonts w:ascii="Arial" w:hAnsi="Arial" w:cs="Arial"/>
-                <w:b/>
-                <w:bCs/>
-              </w:rPr>
-              <w:t xml:space="preserve"> Mentor</w:t>
+            <w:r>
+              <w:rPr>
+                <w:rFonts w:ascii="Arial" w:hAnsi="Arial" w:cs="Arial"/>
+                <w:b/>
+                <w:bCs/>
+              </w:rPr>
+              <w:t>Catatan Mentor</w:t>
             </w:r>
           </w:p>
         </w:tc>
@@ -3030,34 +2514,14 @@
                 <w:bCs/>
               </w:rPr>
             </w:pPr>
-            <w:proofErr w:type="spellStart"/>
-            <w:r>
-              <w:rPr>
-                <w:rFonts w:ascii="Arial" w:hAnsi="Arial" w:cs="Arial"/>
-                <w:b/>
-                <w:bCs/>
-              </w:rPr>
-              <w:t>Tahapan</w:t>
-            </w:r>
-            <w:proofErr w:type="spellEnd"/>
-            <w:r>
-              <w:rPr>
-                <w:rFonts w:ascii="Arial" w:hAnsi="Arial" w:cs="Arial"/>
-                <w:b/>
-                <w:bCs/>
-              </w:rPr>
-              <w:t xml:space="preserve"> </w:t>
-            </w:r>
-            <w:proofErr w:type="spellStart"/>
-            <w:r>
-              <w:rPr>
-                <w:rFonts w:ascii="Arial" w:hAnsi="Arial" w:cs="Arial"/>
-                <w:b/>
-                <w:bCs/>
-              </w:rPr>
-              <w:t>Kegiatan</w:t>
-            </w:r>
-            <w:proofErr w:type="spellEnd"/>
+            <w:r>
+              <w:rPr>
+                <w:rFonts w:ascii="Arial" w:hAnsi="Arial" w:cs="Arial"/>
+                <w:b/>
+                <w:bCs/>
+              </w:rPr>
+              <w:t>Tahapan Kegiatan</w:t>
+            </w:r>
           </w:p>
         </w:tc>
         <w:tc>
@@ -3186,41 +2650,13 @@
                 <w:bCs/>
               </w:rPr>
             </w:pPr>
-            <w:proofErr w:type="spellStart"/>
-            <w:r>
-              <w:rPr>
-                <w:rFonts w:ascii="Arial" w:hAnsi="Arial" w:cs="Arial"/>
-                <w:b/>
-                <w:bCs/>
-              </w:rPr>
-              <w:t>Keterkaitan</w:t>
-            </w:r>
-            <w:proofErr w:type="spellEnd"/>
-            <w:r>
-              <w:rPr>
-                <w:rFonts w:ascii="Arial" w:hAnsi="Arial" w:cs="Arial"/>
-                <w:b/>
-                <w:bCs/>
-              </w:rPr>
-              <w:t xml:space="preserve"> </w:t>
-            </w:r>
-            <w:proofErr w:type="spellStart"/>
-            <w:r>
-              <w:rPr>
-                <w:rFonts w:ascii="Arial" w:hAnsi="Arial" w:cs="Arial"/>
-                <w:b/>
-                <w:bCs/>
-              </w:rPr>
-              <w:t>Substansi</w:t>
-            </w:r>
-            <w:proofErr w:type="spellEnd"/>
-            <w:r>
-              <w:rPr>
-                <w:rFonts w:ascii="Arial" w:hAnsi="Arial" w:cs="Arial"/>
-                <w:b/>
-                <w:bCs/>
-              </w:rPr>
-              <w:t xml:space="preserve"> Mata Pelatihan</w:t>
+            <w:r>
+              <w:rPr>
+                <w:rFonts w:ascii="Arial" w:hAnsi="Arial" w:cs="Arial"/>
+                <w:b/>
+                <w:bCs/>
+              </w:rPr>
+              <w:t>Keterkaitan Substansi Mata Pelatihan</w:t>
             </w:r>
           </w:p>
         </w:tc>
@@ -3280,52 +2716,14 @@
                 <w:bCs/>
               </w:rPr>
             </w:pPr>
-            <w:proofErr w:type="spellStart"/>
-            <w:r>
-              <w:rPr>
-                <w:rFonts w:ascii="Arial" w:hAnsi="Arial" w:cs="Arial"/>
-                <w:b/>
-                <w:bCs/>
-              </w:rPr>
-              <w:t>Kontribusi</w:t>
-            </w:r>
-            <w:proofErr w:type="spellEnd"/>
-            <w:r>
-              <w:rPr>
-                <w:rFonts w:ascii="Arial" w:hAnsi="Arial" w:cs="Arial"/>
-                <w:b/>
-                <w:bCs/>
-              </w:rPr>
-              <w:t xml:space="preserve"> </w:t>
-            </w:r>
-            <w:proofErr w:type="spellStart"/>
-            <w:r>
-              <w:rPr>
-                <w:rFonts w:ascii="Arial" w:hAnsi="Arial" w:cs="Arial"/>
-                <w:b/>
-                <w:bCs/>
-              </w:rPr>
-              <w:t>terhadap</w:t>
-            </w:r>
-            <w:proofErr w:type="spellEnd"/>
-            <w:r>
-              <w:rPr>
-                <w:rFonts w:ascii="Arial" w:hAnsi="Arial" w:cs="Arial"/>
-                <w:b/>
-                <w:bCs/>
-              </w:rPr>
-              <w:t xml:space="preserve"> Tusi </w:t>
-            </w:r>
-            <w:proofErr w:type="spellStart"/>
-            <w:r>
-              <w:rPr>
-                <w:rFonts w:ascii="Arial" w:hAnsi="Arial" w:cs="Arial"/>
-                <w:b/>
-                <w:bCs/>
-              </w:rPr>
-              <w:t>organisasi</w:t>
-            </w:r>
-            <w:proofErr w:type="spellEnd"/>
+            <w:r>
+              <w:rPr>
+                <w:rFonts w:ascii="Arial" w:hAnsi="Arial" w:cs="Arial"/>
+                <w:b/>
+                <w:bCs/>
+              </w:rPr>
+              <w:t>Kontribusi terhadap Tusi organisasi</w:t>
+            </w:r>
           </w:p>
         </w:tc>
         <w:tc>
@@ -3384,34 +2782,14 @@
                 <w:bCs/>
               </w:rPr>
             </w:pPr>
-            <w:proofErr w:type="spellStart"/>
-            <w:r>
-              <w:rPr>
-                <w:rFonts w:ascii="Arial" w:hAnsi="Arial" w:cs="Arial"/>
-                <w:b/>
-                <w:bCs/>
-              </w:rPr>
-              <w:t>Penguatan</w:t>
-            </w:r>
-            <w:proofErr w:type="spellEnd"/>
-            <w:r>
-              <w:rPr>
-                <w:rFonts w:ascii="Arial" w:hAnsi="Arial" w:cs="Arial"/>
-                <w:b/>
-                <w:bCs/>
-              </w:rPr>
-              <w:t xml:space="preserve"> Nilai </w:t>
-            </w:r>
-            <w:proofErr w:type="spellStart"/>
-            <w:r>
-              <w:rPr>
-                <w:rFonts w:ascii="Arial" w:hAnsi="Arial" w:cs="Arial"/>
-                <w:b/>
-                <w:bCs/>
-              </w:rPr>
-              <w:t>Organisasi</w:t>
-            </w:r>
-            <w:proofErr w:type="spellEnd"/>
+            <w:r>
+              <w:rPr>
+                <w:rFonts w:ascii="Arial" w:hAnsi="Arial" w:cs="Arial"/>
+                <w:b/>
+                <w:bCs/>
+              </w:rPr>
+              <w:t>Penguatan Nilai Organisasi</w:t>
+            </w:r>
           </w:p>
         </w:tc>
         <w:tc>
@@ -3541,18 +2919,8 @@
                 <w:b/>
                 <w:bCs/>
               </w:rPr>
-              <w:t xml:space="preserve">Nama </w:t>
-            </w:r>
-            <w:proofErr w:type="spellStart"/>
-            <w:r>
-              <w:rPr>
-                <w:rFonts w:ascii="Arial" w:hAnsi="Arial" w:cs="Arial"/>
-                <w:b/>
-                <w:bCs/>
-              </w:rPr>
-              <w:t>Peserta</w:t>
-            </w:r>
-            <w:proofErr w:type="spellEnd"/>
+              <w:t>Nama Peserta</w:t>
+            </w:r>
           </w:p>
         </w:tc>
         <w:tc>
@@ -3590,35 +2958,7 @@
               <w:rPr>
                 <w:rFonts w:ascii="Arial" w:hAnsi="Arial" w:cs="Arial"/>
               </w:rPr>
-              <w:t xml:space="preserve">Bancar </w:t>
-            </w:r>
-            <w:proofErr w:type="spellStart"/>
-            <w:r>
-              <w:rPr>
-                <w:rFonts w:ascii="Arial" w:hAnsi="Arial" w:cs="Arial"/>
-              </w:rPr>
-              <w:t>Anggono</w:t>
-            </w:r>
-            <w:proofErr w:type="spellEnd"/>
-            <w:r>
-              <w:rPr>
-                <w:rFonts w:ascii="Arial" w:hAnsi="Arial" w:cs="Arial"/>
-              </w:rPr>
-              <w:t xml:space="preserve"> </w:t>
-            </w:r>
-            <w:proofErr w:type="spellStart"/>
-            <w:r>
-              <w:rPr>
-                <w:rFonts w:ascii="Arial" w:hAnsi="Arial" w:cs="Arial"/>
-              </w:rPr>
-              <w:t>Farros</w:t>
-            </w:r>
-            <w:proofErr w:type="spellEnd"/>
-            <w:r>
-              <w:rPr>
-                <w:rFonts w:ascii="Arial" w:hAnsi="Arial" w:cs="Arial"/>
-              </w:rPr>
-              <w:t xml:space="preserve"> Santosa</w:t>
+              <w:t>Bancar Anggono Farros Santosa</w:t>
             </w:r>
           </w:p>
         </w:tc>
@@ -3709,18 +3049,8 @@
                 <w:b/>
                 <w:bCs/>
               </w:rPr>
-              <w:t xml:space="preserve">Unit </w:t>
-            </w:r>
-            <w:proofErr w:type="spellStart"/>
-            <w:r>
-              <w:rPr>
-                <w:rFonts w:ascii="Arial" w:hAnsi="Arial" w:cs="Arial"/>
-                <w:b/>
-                <w:bCs/>
-              </w:rPr>
-              <w:t>Kerja</w:t>
-            </w:r>
-            <w:proofErr w:type="spellEnd"/>
+              <w:t>Unit Kerja</w:t>
+            </w:r>
           </w:p>
         </w:tc>
         <w:tc>
@@ -3754,14 +3084,12 @@
                 <w:rFonts w:ascii="Arial" w:hAnsi="Arial" w:cs="Arial"/>
               </w:rPr>
             </w:pPr>
-            <w:proofErr w:type="spellStart"/>
             <w:r>
               <w:rPr>
                 <w:rFonts w:ascii="Arial" w:hAnsi="Arial" w:cs="Arial"/>
               </w:rPr>
               <w:t>Disminpersau</w:t>
             </w:r>
-            <w:proofErr w:type="spellEnd"/>
           </w:p>
         </w:tc>
       </w:tr>
@@ -3780,7 +3108,6 @@
                 <w:bCs/>
               </w:rPr>
             </w:pPr>
-            <w:proofErr w:type="spellStart"/>
             <w:r>
               <w:rPr>
                 <w:rFonts w:ascii="Arial" w:hAnsi="Arial" w:cs="Arial"/>
@@ -3789,7 +3116,6 @@
               </w:rPr>
               <w:t>Jabatan</w:t>
             </w:r>
-            <w:proofErr w:type="spellEnd"/>
           </w:p>
         </w:tc>
         <w:tc>
@@ -3827,30 +3153,8 @@
               <w:rPr>
                 <w:rFonts w:ascii="Arial" w:hAnsi="Arial" w:cs="Arial"/>
               </w:rPr>
-              <w:t xml:space="preserve">Pranata </w:t>
-            </w:r>
-            <w:proofErr w:type="spellStart"/>
-            <w:r>
-              <w:rPr>
-                <w:rFonts w:ascii="Arial" w:hAnsi="Arial" w:cs="Arial"/>
-              </w:rPr>
-              <w:t>Komputer</w:t>
-            </w:r>
-            <w:proofErr w:type="spellEnd"/>
-            <w:r>
-              <w:rPr>
-                <w:rFonts w:ascii="Arial" w:hAnsi="Arial" w:cs="Arial"/>
-              </w:rPr>
-              <w:t xml:space="preserve"> </w:t>
-            </w:r>
-            <w:proofErr w:type="spellStart"/>
-            <w:r>
-              <w:rPr>
-                <w:rFonts w:ascii="Arial" w:hAnsi="Arial" w:cs="Arial"/>
-              </w:rPr>
-              <w:t>Terampil</w:t>
-            </w:r>
-            <w:proofErr w:type="spellEnd"/>
+              <w:t>Pranata Komputer Terampil</w:t>
+            </w:r>
           </w:p>
         </w:tc>
       </w:tr>
@@ -3869,34 +3173,14 @@
                 <w:bCs/>
               </w:rPr>
             </w:pPr>
-            <w:proofErr w:type="spellStart"/>
-            <w:r>
-              <w:rPr>
-                <w:rFonts w:ascii="Arial" w:hAnsi="Arial" w:cs="Arial"/>
-                <w:b/>
-                <w:bCs/>
-              </w:rPr>
-              <w:t>Rumusan</w:t>
-            </w:r>
-            <w:proofErr w:type="spellEnd"/>
-            <w:r>
-              <w:rPr>
-                <w:rFonts w:ascii="Arial" w:hAnsi="Arial" w:cs="Arial"/>
-                <w:b/>
-                <w:bCs/>
-              </w:rPr>
-              <w:t xml:space="preserve"> </w:t>
-            </w:r>
-            <w:proofErr w:type="spellStart"/>
-            <w:r>
-              <w:rPr>
-                <w:rFonts w:ascii="Arial" w:hAnsi="Arial" w:cs="Arial"/>
-                <w:b/>
-                <w:bCs/>
-              </w:rPr>
-              <w:t>Isu</w:t>
-            </w:r>
-            <w:proofErr w:type="spellEnd"/>
+            <w:r>
+              <w:rPr>
+                <w:rFonts w:ascii="Arial" w:hAnsi="Arial" w:cs="Arial"/>
+                <w:b/>
+                <w:bCs/>
+              </w:rPr>
+              <w:t>Rumusan Isu</w:t>
+            </w:r>
           </w:p>
         </w:tc>
         <w:tc>
@@ -3991,23 +3275,13 @@
                 <w:bCs/>
               </w:rPr>
             </w:pPr>
-            <w:proofErr w:type="spellStart"/>
-            <w:r>
-              <w:rPr>
-                <w:rFonts w:ascii="Arial" w:hAnsi="Arial" w:cs="Arial"/>
-                <w:b/>
-                <w:bCs/>
-              </w:rPr>
-              <w:t>Kegiatan</w:t>
-            </w:r>
-            <w:proofErr w:type="spellEnd"/>
-            <w:r>
-              <w:rPr>
-                <w:rFonts w:ascii="Arial" w:hAnsi="Arial" w:cs="Arial"/>
-                <w:b/>
-                <w:bCs/>
-              </w:rPr>
-              <w:t xml:space="preserve"> Ke-4</w:t>
+            <w:r>
+              <w:rPr>
+                <w:rFonts w:ascii="Arial" w:hAnsi="Arial" w:cs="Arial"/>
+                <w:b/>
+                <w:bCs/>
+              </w:rPr>
+              <w:t>Kegiatan Ke-5</w:t>
             </w:r>
           </w:p>
         </w:tc>
@@ -4047,9 +3321,40 @@
             <w:r>
               <w:rPr>
                 <w:rFonts w:ascii="Arial" w:hAnsi="Arial" w:cs="Arial"/>
-                <w:lang w:val="sv-SE"/>
-              </w:rPr>
-              <w:t>Melakukan simulasi kegiatan berdasarkan alur yang sudah dirancang</w:t>
+              </w:rPr>
+              <w:t xml:space="preserve">Menyusun alur final </w:t>
+            </w:r>
+            <w:r>
+              <w:rPr>
+                <w:rFonts w:ascii="Arial" w:hAnsi="Arial" w:cs="Arial"/>
+              </w:rPr>
+              <w:t>optimalisasi</w:t>
+            </w:r>
+            <w:r>
+              <w:rPr>
+                <w:rFonts w:ascii="Arial" w:hAnsi="Arial" w:cs="Arial"/>
+                <w:sz w:val="20"/>
+                <w:szCs w:val="20"/>
+              </w:rPr>
+              <w:t xml:space="preserve"> </w:t>
+            </w:r>
+            <w:r>
+              <w:rPr>
+                <w:rFonts w:ascii="Arial" w:hAnsi="Arial" w:cs="Arial"/>
+              </w:rPr>
+              <w:t>ar</w:t>
+            </w:r>
+            <w:r>
+              <w:rPr>
+                <w:rFonts w:ascii="Arial" w:hAnsi="Arial" w:cs="Arial"/>
+              </w:rPr>
+              <w:t xml:space="preserve">sip </w:t>
+            </w:r>
+            <w:r>
+              <w:rPr>
+                <w:rFonts w:ascii="Arial" w:hAnsi="Arial" w:cs="Arial"/>
+              </w:rPr>
+              <w:t>dokumen disposisi</w:t>
             </w:r>
           </w:p>
         </w:tc>
@@ -4099,34 +3404,14 @@
                 <w:bCs/>
               </w:rPr>
             </w:pPr>
-            <w:proofErr w:type="spellStart"/>
-            <w:r>
-              <w:rPr>
-                <w:rFonts w:ascii="Arial" w:hAnsi="Arial" w:cs="Arial"/>
-                <w:b/>
-                <w:bCs/>
-              </w:rPr>
-              <w:t>Penyelesaian</w:t>
-            </w:r>
-            <w:proofErr w:type="spellEnd"/>
-            <w:r>
-              <w:rPr>
-                <w:rFonts w:ascii="Arial" w:hAnsi="Arial" w:cs="Arial"/>
-                <w:b/>
-                <w:bCs/>
-              </w:rPr>
-              <w:t xml:space="preserve"> </w:t>
-            </w:r>
-            <w:proofErr w:type="spellStart"/>
-            <w:r>
-              <w:rPr>
-                <w:rFonts w:ascii="Arial" w:hAnsi="Arial" w:cs="Arial"/>
-                <w:b/>
-                <w:bCs/>
-              </w:rPr>
-              <w:t>Kegiatan</w:t>
-            </w:r>
-            <w:proofErr w:type="spellEnd"/>
+            <w:r>
+              <w:rPr>
+                <w:rFonts w:ascii="Arial" w:hAnsi="Arial" w:cs="Arial"/>
+                <w:b/>
+                <w:bCs/>
+              </w:rPr>
+              <w:t>Penyelesaian Kegiatan</w:t>
+            </w:r>
           </w:p>
         </w:tc>
         <w:tc>
@@ -4146,23 +3431,13 @@
                 <w:bCs/>
               </w:rPr>
             </w:pPr>
-            <w:proofErr w:type="spellStart"/>
-            <w:r>
-              <w:rPr>
-                <w:rFonts w:ascii="Arial" w:hAnsi="Arial" w:cs="Arial"/>
-                <w:b/>
-                <w:bCs/>
-              </w:rPr>
-              <w:t>Catatan</w:t>
-            </w:r>
-            <w:proofErr w:type="spellEnd"/>
-            <w:r>
-              <w:rPr>
-                <w:rFonts w:ascii="Arial" w:hAnsi="Arial" w:cs="Arial"/>
-                <w:b/>
-                <w:bCs/>
-              </w:rPr>
-              <w:t xml:space="preserve"> </w:t>
+            <w:r>
+              <w:rPr>
+                <w:rFonts w:ascii="Arial" w:hAnsi="Arial" w:cs="Arial"/>
+                <w:b/>
+                <w:bCs/>
+              </w:rPr>
+              <w:t xml:space="preserve">Catatan </w:t>
             </w:r>
             <w:r>
               <w:rPr>
@@ -4227,34 +3502,14 @@
                 <w:bCs/>
               </w:rPr>
             </w:pPr>
-            <w:proofErr w:type="spellStart"/>
-            <w:r>
-              <w:rPr>
-                <w:rFonts w:ascii="Arial" w:hAnsi="Arial" w:cs="Arial"/>
-                <w:b/>
-                <w:bCs/>
-              </w:rPr>
-              <w:t>Tahapan</w:t>
-            </w:r>
-            <w:proofErr w:type="spellEnd"/>
-            <w:r>
-              <w:rPr>
-                <w:rFonts w:ascii="Arial" w:hAnsi="Arial" w:cs="Arial"/>
-                <w:b/>
-                <w:bCs/>
-              </w:rPr>
-              <w:t xml:space="preserve"> </w:t>
-            </w:r>
-            <w:proofErr w:type="spellStart"/>
-            <w:r>
-              <w:rPr>
-                <w:rFonts w:ascii="Arial" w:hAnsi="Arial" w:cs="Arial"/>
-                <w:b/>
-                <w:bCs/>
-              </w:rPr>
-              <w:t>Kegiatan</w:t>
-            </w:r>
-            <w:proofErr w:type="spellEnd"/>
+            <w:r>
+              <w:rPr>
+                <w:rFonts w:ascii="Arial" w:hAnsi="Arial" w:cs="Arial"/>
+                <w:b/>
+                <w:bCs/>
+              </w:rPr>
+              <w:t>Tahapan Kegiatan</w:t>
+            </w:r>
           </w:p>
         </w:tc>
         <w:tc>
@@ -4323,13 +3578,13 @@
                           </pic:cNvPicPr>
                         </pic:nvPicPr>
                         <pic:blipFill rotWithShape="1">
-                          <a:blip r:embed="rId12" cstate="print">
+                          <a:blip r:embed="rId11" cstate="print">
                             <a:biLevel thresh="50000"/>
                             <a:alphaModFix amt="85000"/>
                             <a:extLst>
                               <a:ext uri="{BEBA8EAE-BF5A-486C-A8C5-ECC9F3942E4B}">
                                 <a14:imgProps xmlns:a14="http://schemas.microsoft.com/office/drawing/2010/main">
-                                  <a14:imgLayer r:embed="rId13">
+                                  <a14:imgLayer r:embed="rId12">
                                     <a14:imgEffect>
                                       <a14:brightnessContrast bright="-20000" contrast="-40000"/>
                                     </a14:imgEffect>
@@ -4465,41 +3720,13 @@
                 <w:bCs/>
               </w:rPr>
             </w:pPr>
-            <w:proofErr w:type="spellStart"/>
-            <w:r>
-              <w:rPr>
-                <w:rFonts w:ascii="Arial" w:hAnsi="Arial" w:cs="Arial"/>
-                <w:b/>
-                <w:bCs/>
-              </w:rPr>
-              <w:t>Keterkaitan</w:t>
-            </w:r>
-            <w:proofErr w:type="spellEnd"/>
-            <w:r>
-              <w:rPr>
-                <w:rFonts w:ascii="Arial" w:hAnsi="Arial" w:cs="Arial"/>
-                <w:b/>
-                <w:bCs/>
-              </w:rPr>
-              <w:t xml:space="preserve"> </w:t>
-            </w:r>
-            <w:proofErr w:type="spellStart"/>
-            <w:r>
-              <w:rPr>
-                <w:rFonts w:ascii="Arial" w:hAnsi="Arial" w:cs="Arial"/>
-                <w:b/>
-                <w:bCs/>
-              </w:rPr>
-              <w:t>Substansi</w:t>
-            </w:r>
-            <w:proofErr w:type="spellEnd"/>
-            <w:r>
-              <w:rPr>
-                <w:rFonts w:ascii="Arial" w:hAnsi="Arial" w:cs="Arial"/>
-                <w:b/>
-                <w:bCs/>
-              </w:rPr>
-              <w:t xml:space="preserve"> Mata Pelatihan</w:t>
+            <w:r>
+              <w:rPr>
+                <w:rFonts w:ascii="Arial" w:hAnsi="Arial" w:cs="Arial"/>
+                <w:b/>
+                <w:bCs/>
+              </w:rPr>
+              <w:t>Keterkaitan Substansi Mata Pelatihan</w:t>
             </w:r>
           </w:p>
         </w:tc>
@@ -4559,52 +3786,14 @@
                 <w:bCs/>
               </w:rPr>
             </w:pPr>
-            <w:proofErr w:type="spellStart"/>
-            <w:r>
-              <w:rPr>
-                <w:rFonts w:ascii="Arial" w:hAnsi="Arial" w:cs="Arial"/>
-                <w:b/>
-                <w:bCs/>
-              </w:rPr>
-              <w:t>Kontribusi</w:t>
-            </w:r>
-            <w:proofErr w:type="spellEnd"/>
-            <w:r>
-              <w:rPr>
-                <w:rFonts w:ascii="Arial" w:hAnsi="Arial" w:cs="Arial"/>
-                <w:b/>
-                <w:bCs/>
-              </w:rPr>
-              <w:t xml:space="preserve"> </w:t>
-            </w:r>
-            <w:proofErr w:type="spellStart"/>
-            <w:r>
-              <w:rPr>
-                <w:rFonts w:ascii="Arial" w:hAnsi="Arial" w:cs="Arial"/>
-                <w:b/>
-                <w:bCs/>
-              </w:rPr>
-              <w:t>terhadap</w:t>
-            </w:r>
-            <w:proofErr w:type="spellEnd"/>
-            <w:r>
-              <w:rPr>
-                <w:rFonts w:ascii="Arial" w:hAnsi="Arial" w:cs="Arial"/>
-                <w:b/>
-                <w:bCs/>
-              </w:rPr>
-              <w:t xml:space="preserve"> Tusi </w:t>
-            </w:r>
-            <w:proofErr w:type="spellStart"/>
-            <w:r>
-              <w:rPr>
-                <w:rFonts w:ascii="Arial" w:hAnsi="Arial" w:cs="Arial"/>
-                <w:b/>
-                <w:bCs/>
-              </w:rPr>
-              <w:t>organisasi</w:t>
-            </w:r>
-            <w:proofErr w:type="spellEnd"/>
+            <w:r>
+              <w:rPr>
+                <w:rFonts w:ascii="Arial" w:hAnsi="Arial" w:cs="Arial"/>
+                <w:b/>
+                <w:bCs/>
+              </w:rPr>
+              <w:t>Kontribusi terhadap Tusi organisasi</w:t>
+            </w:r>
           </w:p>
         </w:tc>
         <w:tc>
@@ -4663,34 +3852,14 @@
                 <w:bCs/>
               </w:rPr>
             </w:pPr>
-            <w:proofErr w:type="spellStart"/>
-            <w:r>
-              <w:rPr>
-                <w:rFonts w:ascii="Arial" w:hAnsi="Arial" w:cs="Arial"/>
-                <w:b/>
-                <w:bCs/>
-              </w:rPr>
-              <w:t>Penguatan</w:t>
-            </w:r>
-            <w:proofErr w:type="spellEnd"/>
-            <w:r>
-              <w:rPr>
-                <w:rFonts w:ascii="Arial" w:hAnsi="Arial" w:cs="Arial"/>
-                <w:b/>
-                <w:bCs/>
-              </w:rPr>
-              <w:t xml:space="preserve"> Nilai </w:t>
-            </w:r>
-            <w:proofErr w:type="spellStart"/>
-            <w:r>
-              <w:rPr>
-                <w:rFonts w:ascii="Arial" w:hAnsi="Arial" w:cs="Arial"/>
-                <w:b/>
-                <w:bCs/>
-              </w:rPr>
-              <w:t>Organisasi</w:t>
-            </w:r>
-            <w:proofErr w:type="spellEnd"/>
+            <w:r>
+              <w:rPr>
+                <w:rFonts w:ascii="Arial" w:hAnsi="Arial" w:cs="Arial"/>
+                <w:b/>
+                <w:bCs/>
+              </w:rPr>
+              <w:t>Penguatan Nilai Organisasi</w:t>
+            </w:r>
           </w:p>
         </w:tc>
         <w:tc>
@@ -4733,19 +3902,6 @@
         </w:tc>
       </w:tr>
     </w:tbl>
-    <w:p>
-      <w:pPr>
-        <w:pStyle w:val="ListParagraph"/>
-        <w:spacing w:after="0" w:line="360" w:lineRule="auto"/>
-        <w:ind w:left="360"/>
-        <w:jc w:val="both"/>
-        <w:rPr>
-          <w:rFonts w:ascii="Arial" w:hAnsi="Arial" w:cs="Arial"/>
-          <w:b/>
-          <w:bCs/>
-        </w:rPr>
-      </w:pPr>
-    </w:p>
     <w:p>
       <w:pPr>
         <w:pStyle w:val="ListParagraph"/>
